--- a/docs/issue-prompts.docx
+++ b/docs/issue-prompts.docx
@@ -2457,6 +2457,9 @@
         <w:t>I-1 — Sealed watch soft-brick (recovery runbook + regression guard)</w:t>
       </w:r>
       <w:bookmarkEnd w:id="5"/>
+      <w:r>
+        <w:t xml:space="preserve"> - DONE</w:t>
+      </w:r>
     </w:p>
     <w:tbl>
       <w:tblPr>
@@ -2622,10 +2625,14 @@
           <w:p>
             <w:pPr>
               <w:spacing w:after="60" w:line="240" w:lineRule="auto"/>
-            </w:pPr>
-            <w:r>
-              <w:rPr>
-                <w:rFonts w:ascii="Consolas" w:eastAsia="Consolas" w:hAnsi="Consolas" w:cs="Consolas"/>
+              <w:rPr>
+                <w:color w:val="00B050"/>
+              </w:rPr>
+            </w:pPr>
+            <w:r>
+              <w:rPr>
+                <w:rFonts w:ascii="Consolas" w:eastAsia="Consolas" w:hAnsi="Consolas" w:cs="Consolas"/>
+                <w:color w:val="00B050"/>
                 <w:sz w:val="17"/>
                 <w:szCs w:val="17"/>
               </w:rPr>
@@ -2635,6 +2642,7 @@
             <w:r>
               <w:rPr>
                 <w:rFonts w:ascii="Consolas" w:eastAsia="Consolas" w:hAnsi="Consolas" w:cs="Consolas"/>
+                <w:color w:val="00B050"/>
                 <w:sz w:val="17"/>
                 <w:szCs w:val="17"/>
               </w:rPr>
@@ -2644,6 +2652,7 @@
             <w:r>
               <w:rPr>
                 <w:rFonts w:ascii="Consolas" w:eastAsia="Consolas" w:hAnsi="Consolas" w:cs="Consolas"/>
+                <w:color w:val="00B050"/>
                 <w:sz w:val="17"/>
                 <w:szCs w:val="17"/>
               </w:rPr>
@@ -2652,6 +2661,7 @@
             <w:r>
               <w:rPr>
                 <w:rFonts w:ascii="Consolas" w:eastAsia="Consolas" w:hAnsi="Consolas" w:cs="Consolas"/>
+                <w:color w:val="00B050"/>
                 <w:sz w:val="15"/>
                 <w:szCs w:val="15"/>
               </w:rPr>
@@ -2660,6 +2670,7 @@
             <w:r>
               <w:rPr>
                 <w:rFonts w:ascii="Consolas" w:eastAsia="Consolas" w:hAnsi="Consolas" w:cs="Consolas"/>
+                <w:color w:val="00B050"/>
                 <w:sz w:val="17"/>
                 <w:szCs w:val="17"/>
               </w:rPr>
@@ -2669,6 +2680,7 @@
             <w:r>
               <w:rPr>
                 <w:rFonts w:ascii="Consolas" w:eastAsia="Consolas" w:hAnsi="Consolas" w:cs="Consolas"/>
+                <w:color w:val="00B050"/>
                 <w:sz w:val="17"/>
                 <w:szCs w:val="17"/>
               </w:rPr>
@@ -2678,38 +2690,25 @@
             <w:r>
               <w:rPr>
                 <w:rFonts w:ascii="Consolas" w:eastAsia="Consolas" w:hAnsi="Consolas" w:cs="Consolas"/>
-                <w:sz w:val="17"/>
-                <w:szCs w:val="17"/>
-              </w:rPr>
-              <w:t xml:space="preserve"> tick path unconditionally. Recovery is user-driven (discharge → bootloader button </w:t>
-            </w:r>
-            <w:proofErr w:type="gramStart"/>
-            <w:r>
-              <w:rPr>
-                <w:rFonts w:ascii="Consolas" w:eastAsia="Consolas" w:hAnsi="Consolas" w:cs="Consolas"/>
-                <w:sz w:val="17"/>
-                <w:szCs w:val="17"/>
-              </w:rPr>
-              <w:t>hold</w:t>
-            </w:r>
-            <w:proofErr w:type="gramEnd"/>
-            <w:r>
-              <w:rPr>
-                <w:rFonts w:ascii="Consolas" w:eastAsia="Consolas" w:hAnsi="Consolas" w:cs="Consolas"/>
-                <w:sz w:val="17"/>
-                <w:szCs w:val="17"/>
-              </w:rPr>
-              <w:t>), but the repo needs the procedure written down and the regression fenced off. Do three things:</w:t>
+                <w:color w:val="00B050"/>
+                <w:sz w:val="17"/>
+                <w:szCs w:val="17"/>
+              </w:rPr>
+              <w:t xml:space="preserve"> tick path unconditionally. Recovery is user-driven (discharge → bootloader button hold), but the repo needs the procedure written down and the regression fenced off. Do three things:</w:t>
             </w:r>
           </w:p>
           <w:p>
             <w:pPr>
               <w:spacing w:after="60" w:line="240" w:lineRule="auto"/>
               <w:ind w:left="227" w:hanging="227"/>
-            </w:pPr>
-            <w:r>
-              <w:rPr>
-                <w:rFonts w:ascii="Consolas" w:eastAsia="Consolas" w:hAnsi="Consolas" w:cs="Consolas"/>
+              <w:rPr>
+                <w:color w:val="00B050"/>
+              </w:rPr>
+            </w:pPr>
+            <w:r>
+              <w:rPr>
+                <w:rFonts w:ascii="Consolas" w:eastAsia="Consolas" w:hAnsi="Consolas" w:cs="Consolas"/>
+                <w:color w:val="00B050"/>
                 <w:sz w:val="17"/>
                 <w:szCs w:val="17"/>
               </w:rPr>
@@ -2718,6 +2717,7 @@
             <w:r>
               <w:rPr>
                 <w:rFonts w:ascii="Consolas" w:eastAsia="Consolas" w:hAnsi="Consolas" w:cs="Consolas"/>
+                <w:color w:val="00B050"/>
                 <w:sz w:val="15"/>
                 <w:szCs w:val="15"/>
               </w:rPr>
@@ -2726,6 +2726,7 @@
             <w:r>
               <w:rPr>
                 <w:rFonts w:ascii="Consolas" w:eastAsia="Consolas" w:hAnsi="Consolas" w:cs="Consolas"/>
+                <w:color w:val="00B050"/>
                 <w:sz w:val="17"/>
                 <w:szCs w:val="17"/>
               </w:rPr>
@@ -2735,6 +2736,7 @@
             <w:r>
               <w:rPr>
                 <w:rFonts w:ascii="Consolas" w:eastAsia="Consolas" w:hAnsi="Consolas" w:cs="Consolas"/>
+                <w:color w:val="00B050"/>
                 <w:sz w:val="17"/>
                 <w:szCs w:val="17"/>
               </w:rPr>
@@ -2744,6 +2746,7 @@
             <w:r>
               <w:rPr>
                 <w:rFonts w:ascii="Consolas" w:eastAsia="Consolas" w:hAnsi="Consolas" w:cs="Consolas"/>
+                <w:color w:val="00B050"/>
                 <w:sz w:val="17"/>
                 <w:szCs w:val="17"/>
               </w:rPr>
@@ -2753,6 +2756,7 @@
             <w:r>
               <w:rPr>
                 <w:rFonts w:ascii="Consolas" w:eastAsia="Consolas" w:hAnsi="Consolas" w:cs="Consolas"/>
+                <w:color w:val="00B050"/>
                 <w:sz w:val="17"/>
                 <w:szCs w:val="17"/>
               </w:rPr>
@@ -2762,6 +2766,7 @@
             <w:r>
               <w:rPr>
                 <w:rFonts w:ascii="Consolas" w:eastAsia="Consolas" w:hAnsi="Consolas" w:cs="Consolas"/>
+                <w:color w:val="00B050"/>
                 <w:sz w:val="17"/>
                 <w:szCs w:val="17"/>
               </w:rPr>
@@ -2772,6 +2777,7 @@
                 <w:rFonts w:ascii="Consolas" w:eastAsia="Consolas" w:hAnsi="Consolas" w:cs="Consolas"/>
                 <w:b/>
                 <w:bCs/>
+                <w:color w:val="00B050"/>
                 <w:sz w:val="17"/>
                 <w:szCs w:val="17"/>
               </w:rPr>
@@ -2780,6 +2786,7 @@
             <w:r>
               <w:rPr>
                 <w:rFonts w:ascii="Consolas" w:eastAsia="Consolas" w:hAnsi="Consolas" w:cs="Consolas"/>
+                <w:color w:val="00B050"/>
                 <w:sz w:val="17"/>
                 <w:szCs w:val="17"/>
               </w:rPr>
@@ -2789,6 +2796,7 @@
             <w:r>
               <w:rPr>
                 <w:rFonts w:ascii="Consolas" w:eastAsia="Consolas" w:hAnsi="Consolas" w:cs="Consolas"/>
+                <w:color w:val="00B050"/>
                 <w:sz w:val="17"/>
                 <w:szCs w:val="17"/>
               </w:rPr>
@@ -2798,6 +2806,7 @@
             <w:r>
               <w:rPr>
                 <w:rFonts w:ascii="Consolas" w:eastAsia="Consolas" w:hAnsi="Consolas" w:cs="Consolas"/>
+                <w:color w:val="00B050"/>
                 <w:sz w:val="17"/>
                 <w:szCs w:val="17"/>
               </w:rPr>
@@ -2808,6 +2817,7 @@
                 <w:rFonts w:ascii="Consolas" w:eastAsia="Consolas" w:hAnsi="Consolas" w:cs="Consolas"/>
                 <w:b/>
                 <w:bCs/>
+                <w:color w:val="00B050"/>
                 <w:sz w:val="17"/>
                 <w:szCs w:val="17"/>
               </w:rPr>
@@ -2816,6 +2826,7 @@
             <w:r>
               <w:rPr>
                 <w:rFonts w:ascii="Consolas" w:eastAsia="Consolas" w:hAnsi="Consolas" w:cs="Consolas"/>
+                <w:color w:val="00B050"/>
                 <w:sz w:val="17"/>
                 <w:szCs w:val="17"/>
               </w:rPr>
@@ -2825,6 +2836,7 @@
             <w:r>
               <w:rPr>
                 <w:rFonts w:ascii="Consolas" w:eastAsia="Consolas" w:hAnsi="Consolas" w:cs="Consolas"/>
+                <w:color w:val="00B050"/>
                 <w:sz w:val="17"/>
                 <w:szCs w:val="17"/>
               </w:rPr>
@@ -2834,6 +2846,7 @@
             <w:r>
               <w:rPr>
                 <w:rFonts w:ascii="Consolas" w:eastAsia="Consolas" w:hAnsi="Consolas" w:cs="Consolas"/>
+                <w:color w:val="00B050"/>
                 <w:sz w:val="17"/>
                 <w:szCs w:val="17"/>
               </w:rPr>
@@ -2843,6 +2856,7 @@
             <w:r>
               <w:rPr>
                 <w:rFonts w:ascii="Consolas" w:eastAsia="Consolas" w:hAnsi="Consolas" w:cs="Consolas"/>
+                <w:color w:val="00B050"/>
                 <w:sz w:val="17"/>
                 <w:szCs w:val="17"/>
               </w:rPr>
@@ -2852,6 +2866,7 @@
             <w:r>
               <w:rPr>
                 <w:rFonts w:ascii="Consolas" w:eastAsia="Consolas" w:hAnsi="Consolas" w:cs="Consolas"/>
+                <w:color w:val="00B050"/>
                 <w:sz w:val="17"/>
                 <w:szCs w:val="17"/>
               </w:rPr>
@@ -2861,6 +2876,7 @@
             <w:r>
               <w:rPr>
                 <w:rFonts w:ascii="Consolas" w:eastAsia="Consolas" w:hAnsi="Consolas" w:cs="Consolas"/>
+                <w:color w:val="00B050"/>
                 <w:sz w:val="17"/>
                 <w:szCs w:val="17"/>
               </w:rPr>
@@ -2870,6 +2886,7 @@
             <w:r>
               <w:rPr>
                 <w:rFonts w:ascii="Consolas" w:eastAsia="Consolas" w:hAnsi="Consolas" w:cs="Consolas"/>
+                <w:color w:val="00B050"/>
                 <w:sz w:val="17"/>
                 <w:szCs w:val="17"/>
               </w:rPr>
@@ -2878,6 +2895,7 @@
             <w:r>
               <w:rPr>
                 <w:rFonts w:ascii="Consolas" w:eastAsia="Consolas" w:hAnsi="Consolas" w:cs="Consolas"/>
+                <w:color w:val="00B050"/>
                 <w:sz w:val="15"/>
                 <w:szCs w:val="15"/>
               </w:rPr>
@@ -2886,6 +2904,7 @@
             <w:r>
               <w:rPr>
                 <w:rFonts w:ascii="Consolas" w:eastAsia="Consolas" w:hAnsi="Consolas" w:cs="Consolas"/>
+                <w:color w:val="00B050"/>
                 <w:sz w:val="17"/>
                 <w:szCs w:val="17"/>
               </w:rPr>
@@ -2896,10 +2915,14 @@
             <w:pPr>
               <w:spacing w:after="60" w:line="240" w:lineRule="auto"/>
               <w:ind w:left="227" w:hanging="227"/>
-            </w:pPr>
-            <w:r>
-              <w:rPr>
-                <w:rFonts w:ascii="Consolas" w:eastAsia="Consolas" w:hAnsi="Consolas" w:cs="Consolas"/>
+              <w:rPr>
+                <w:color w:val="00B050"/>
+              </w:rPr>
+            </w:pPr>
+            <w:r>
+              <w:rPr>
+                <w:rFonts w:ascii="Consolas" w:eastAsia="Consolas" w:hAnsi="Consolas" w:cs="Consolas"/>
+                <w:color w:val="00B050"/>
                 <w:sz w:val="17"/>
                 <w:szCs w:val="17"/>
               </w:rPr>
@@ -2908,6 +2931,7 @@
             <w:r>
               <w:rPr>
                 <w:rFonts w:ascii="Consolas" w:eastAsia="Consolas" w:hAnsi="Consolas" w:cs="Consolas"/>
+                <w:color w:val="00B050"/>
                 <w:sz w:val="15"/>
                 <w:szCs w:val="15"/>
               </w:rPr>
@@ -2917,6 +2941,7 @@
             <w:r>
               <w:rPr>
                 <w:rFonts w:ascii="Consolas" w:eastAsia="Consolas" w:hAnsi="Consolas" w:cs="Consolas"/>
+                <w:color w:val="00B050"/>
                 <w:sz w:val="15"/>
                 <w:szCs w:val="15"/>
               </w:rPr>
@@ -2926,6 +2951,7 @@
             <w:r>
               <w:rPr>
                 <w:rFonts w:ascii="Consolas" w:eastAsia="Consolas" w:hAnsi="Consolas" w:cs="Consolas"/>
+                <w:color w:val="00B050"/>
                 <w:sz w:val="15"/>
                 <w:szCs w:val="15"/>
               </w:rPr>
@@ -2934,6 +2960,7 @@
             <w:r>
               <w:rPr>
                 <w:rFonts w:ascii="Consolas" w:eastAsia="Consolas" w:hAnsi="Consolas" w:cs="Consolas"/>
+                <w:color w:val="00B050"/>
                 <w:sz w:val="17"/>
                 <w:szCs w:val="17"/>
               </w:rPr>
@@ -2943,6 +2970,7 @@
             <w:r>
               <w:rPr>
                 <w:rFonts w:ascii="Consolas" w:eastAsia="Consolas" w:hAnsi="Consolas" w:cs="Consolas"/>
+                <w:color w:val="00B050"/>
                 <w:sz w:val="15"/>
                 <w:szCs w:val="15"/>
               </w:rPr>
@@ -2952,6 +2980,7 @@
             <w:r>
               <w:rPr>
                 <w:rFonts w:ascii="Consolas" w:eastAsia="Consolas" w:hAnsi="Consolas" w:cs="Consolas"/>
+                <w:color w:val="00B050"/>
                 <w:sz w:val="15"/>
                 <w:szCs w:val="15"/>
               </w:rPr>
@@ -2960,6 +2989,7 @@
             <w:r>
               <w:rPr>
                 <w:rFonts w:ascii="Consolas" w:eastAsia="Consolas" w:hAnsi="Consolas" w:cs="Consolas"/>
+                <w:color w:val="00B050"/>
                 <w:sz w:val="17"/>
                 <w:szCs w:val="17"/>
               </w:rPr>
@@ -2968,6 +2998,7 @@
             <w:r>
               <w:rPr>
                 <w:rFonts w:ascii="Consolas" w:eastAsia="Consolas" w:hAnsi="Consolas" w:cs="Consolas"/>
+                <w:color w:val="00B050"/>
                 <w:sz w:val="15"/>
                 <w:szCs w:val="15"/>
               </w:rPr>
@@ -2977,6 +3008,7 @@
             <w:r>
               <w:rPr>
                 <w:rFonts w:ascii="Consolas" w:eastAsia="Consolas" w:hAnsi="Consolas" w:cs="Consolas"/>
+                <w:color w:val="00B050"/>
                 <w:sz w:val="15"/>
                 <w:szCs w:val="15"/>
               </w:rPr>
@@ -2986,6 +3018,7 @@
             <w:r>
               <w:rPr>
                 <w:rFonts w:ascii="Consolas" w:eastAsia="Consolas" w:hAnsi="Consolas" w:cs="Consolas"/>
+                <w:color w:val="00B050"/>
                 <w:sz w:val="15"/>
                 <w:szCs w:val="15"/>
               </w:rPr>
@@ -2994,6 +3027,7 @@
             <w:r>
               <w:rPr>
                 <w:rFonts w:ascii="Consolas" w:eastAsia="Consolas" w:hAnsi="Consolas" w:cs="Consolas"/>
+                <w:color w:val="00B050"/>
                 <w:sz w:val="17"/>
                 <w:szCs w:val="17"/>
               </w:rPr>
@@ -3003,6 +3037,7 @@
             <w:r>
               <w:rPr>
                 <w:rFonts w:ascii="Consolas" w:eastAsia="Consolas" w:hAnsi="Consolas" w:cs="Consolas"/>
+                <w:color w:val="00B050"/>
                 <w:sz w:val="15"/>
                 <w:szCs w:val="15"/>
               </w:rPr>
@@ -3012,6 +3047,7 @@
             <w:r>
               <w:rPr>
                 <w:rFonts w:ascii="Consolas" w:eastAsia="Consolas" w:hAnsi="Consolas" w:cs="Consolas"/>
+                <w:color w:val="00B050"/>
                 <w:sz w:val="17"/>
                 <w:szCs w:val="17"/>
               </w:rPr>
@@ -3021,6 +3057,7 @@
             <w:r>
               <w:rPr>
                 <w:rFonts w:ascii="Consolas" w:eastAsia="Consolas" w:hAnsi="Consolas" w:cs="Consolas"/>
+                <w:color w:val="00B050"/>
                 <w:sz w:val="15"/>
                 <w:szCs w:val="15"/>
               </w:rPr>
@@ -3030,6 +3067,7 @@
             <w:r>
               <w:rPr>
                 <w:rFonts w:ascii="Consolas" w:eastAsia="Consolas" w:hAnsi="Consolas" w:cs="Consolas"/>
+                <w:color w:val="00B050"/>
                 <w:sz w:val="17"/>
                 <w:szCs w:val="17"/>
               </w:rPr>
@@ -3039,6 +3077,7 @@
             <w:r>
               <w:rPr>
                 <w:rFonts w:ascii="Consolas" w:eastAsia="Consolas" w:hAnsi="Consolas" w:cs="Consolas"/>
+                <w:color w:val="00B050"/>
                 <w:sz w:val="15"/>
                 <w:szCs w:val="15"/>
               </w:rPr>
@@ -3048,6 +3087,7 @@
             <w:r>
               <w:rPr>
                 <w:rFonts w:ascii="Consolas" w:eastAsia="Consolas" w:hAnsi="Consolas" w:cs="Consolas"/>
+                <w:color w:val="00B050"/>
                 <w:sz w:val="15"/>
                 <w:szCs w:val="15"/>
               </w:rPr>
@@ -3056,6 +3096,7 @@
             <w:r>
               <w:rPr>
                 <w:rFonts w:ascii="Consolas" w:eastAsia="Consolas" w:hAnsi="Consolas" w:cs="Consolas"/>
+                <w:color w:val="00B050"/>
                 <w:sz w:val="17"/>
                 <w:szCs w:val="17"/>
               </w:rPr>
@@ -3065,6 +3106,7 @@
             <w:r>
               <w:rPr>
                 <w:rFonts w:ascii="Consolas" w:eastAsia="Consolas" w:hAnsi="Consolas" w:cs="Consolas"/>
+                <w:color w:val="00B050"/>
                 <w:sz w:val="15"/>
                 <w:szCs w:val="15"/>
               </w:rPr>
@@ -3074,6 +3116,7 @@
             <w:r>
               <w:rPr>
                 <w:rFonts w:ascii="Consolas" w:eastAsia="Consolas" w:hAnsi="Consolas" w:cs="Consolas"/>
+                <w:color w:val="00B050"/>
                 <w:sz w:val="15"/>
                 <w:szCs w:val="15"/>
               </w:rPr>
@@ -3082,6 +3125,7 @@
             <w:r>
               <w:rPr>
                 <w:rFonts w:ascii="Consolas" w:eastAsia="Consolas" w:hAnsi="Consolas" w:cs="Consolas"/>
+                <w:color w:val="00B050"/>
                 <w:sz w:val="17"/>
                 <w:szCs w:val="17"/>
               </w:rPr>
@@ -3091,6 +3135,7 @@
             <w:r>
               <w:rPr>
                 <w:rFonts w:ascii="Consolas" w:eastAsia="Consolas" w:hAnsi="Consolas" w:cs="Consolas"/>
+                <w:color w:val="00B050"/>
                 <w:sz w:val="15"/>
                 <w:szCs w:val="15"/>
               </w:rPr>
@@ -3100,6 +3145,7 @@
             <w:r>
               <w:rPr>
                 <w:rFonts w:ascii="Consolas" w:eastAsia="Consolas" w:hAnsi="Consolas" w:cs="Consolas"/>
+                <w:color w:val="00B050"/>
                 <w:sz w:val="17"/>
                 <w:szCs w:val="17"/>
               </w:rPr>
@@ -3109,6 +3155,7 @@
             <w:r>
               <w:rPr>
                 <w:rFonts w:ascii="Consolas" w:eastAsia="Consolas" w:hAnsi="Consolas" w:cs="Consolas"/>
+                <w:color w:val="00B050"/>
                 <w:sz w:val="15"/>
                 <w:szCs w:val="15"/>
               </w:rPr>
@@ -3118,6 +3165,7 @@
             <w:r>
               <w:rPr>
                 <w:rFonts w:ascii="Consolas" w:eastAsia="Consolas" w:hAnsi="Consolas" w:cs="Consolas"/>
+                <w:color w:val="00B050"/>
                 <w:sz w:val="17"/>
                 <w:szCs w:val="17"/>
               </w:rPr>
@@ -3126,6 +3174,7 @@
             <w:r>
               <w:rPr>
                 <w:rFonts w:ascii="Consolas" w:eastAsia="Consolas" w:hAnsi="Consolas" w:cs="Consolas"/>
+                <w:color w:val="00B050"/>
                 <w:sz w:val="15"/>
                 <w:szCs w:val="15"/>
               </w:rPr>
@@ -3135,6 +3184,7 @@
             <w:r>
               <w:rPr>
                 <w:rFonts w:ascii="Consolas" w:eastAsia="Consolas" w:hAnsi="Consolas" w:cs="Consolas"/>
+                <w:color w:val="00B050"/>
                 <w:sz w:val="15"/>
                 <w:szCs w:val="15"/>
               </w:rPr>
@@ -3144,6 +3194,7 @@
             <w:r>
               <w:rPr>
                 <w:rFonts w:ascii="Consolas" w:eastAsia="Consolas" w:hAnsi="Consolas" w:cs="Consolas"/>
+                <w:color w:val="00B050"/>
                 <w:sz w:val="17"/>
                 <w:szCs w:val="17"/>
               </w:rPr>
@@ -3153,6 +3204,7 @@
             <w:r>
               <w:rPr>
                 <w:rFonts w:ascii="Consolas" w:eastAsia="Consolas" w:hAnsi="Consolas" w:cs="Consolas"/>
+                <w:color w:val="00B050"/>
                 <w:sz w:val="17"/>
                 <w:szCs w:val="17"/>
               </w:rPr>
@@ -3162,16 +3214,17 @@
             <w:r>
               <w:rPr>
                 <w:rFonts w:ascii="Consolas" w:eastAsia="Consolas" w:hAnsi="Consolas" w:cs="Consolas"/>
+                <w:color w:val="00B050"/>
                 <w:sz w:val="17"/>
                 <w:szCs w:val="17"/>
               </w:rPr>
               <w:t xml:space="preserve"> </w:t>
             </w:r>
             <w:proofErr w:type="spellStart"/>
-            <w:proofErr w:type="gramStart"/>
-            <w:r>
-              <w:rPr>
-                <w:rFonts w:ascii="Consolas" w:eastAsia="Consolas" w:hAnsi="Consolas" w:cs="Consolas"/>
+            <w:r>
+              <w:rPr>
+                <w:rFonts w:ascii="Consolas" w:eastAsia="Consolas" w:hAnsi="Consolas" w:cs="Consolas"/>
+                <w:color w:val="00B050"/>
                 <w:sz w:val="15"/>
                 <w:szCs w:val="15"/>
               </w:rPr>
@@ -3181,23 +3234,16 @@
             <w:r>
               <w:rPr>
                 <w:rFonts w:ascii="Consolas" w:eastAsia="Consolas" w:hAnsi="Consolas" w:cs="Consolas"/>
-                <w:sz w:val="15"/>
-                <w:szCs w:val="15"/>
-              </w:rPr>
-              <w:t>::Work(</w:t>
-            </w:r>
-            <w:proofErr w:type="gramEnd"/>
-            <w:r>
-              <w:rPr>
-                <w:rFonts w:ascii="Consolas" w:eastAsia="Consolas" w:hAnsi="Consolas" w:cs="Consolas"/>
-                <w:sz w:val="15"/>
-                <w:szCs w:val="15"/>
-              </w:rPr>
-              <w:t>)</w:t>
-            </w:r>
-            <w:r>
-              <w:rPr>
-                <w:rFonts w:ascii="Consolas" w:eastAsia="Consolas" w:hAnsi="Consolas" w:cs="Consolas"/>
+                <w:color w:val="00B050"/>
+                <w:sz w:val="15"/>
+                <w:szCs w:val="15"/>
+              </w:rPr>
+              <w:t>::Work()</w:t>
+            </w:r>
+            <w:r>
+              <w:rPr>
+                <w:rFonts w:ascii="Consolas" w:eastAsia="Consolas" w:hAnsi="Consolas" w:cs="Consolas"/>
+                <w:color w:val="00B050"/>
                 <w:sz w:val="17"/>
                 <w:szCs w:val="17"/>
               </w:rPr>
@@ -3207,24 +3253,17 @@
             <w:r>
               <w:rPr>
                 <w:rFonts w:ascii="Consolas" w:eastAsia="Consolas" w:hAnsi="Consolas" w:cs="Consolas"/>
-                <w:sz w:val="15"/>
-                <w:szCs w:val="15"/>
-              </w:rPr>
-              <w:t>nrf_gpio_pin_</w:t>
-            </w:r>
-            <w:proofErr w:type="gramStart"/>
-            <w:r>
-              <w:rPr>
-                <w:rFonts w:ascii="Consolas" w:eastAsia="Consolas" w:hAnsi="Consolas" w:cs="Consolas"/>
-                <w:sz w:val="15"/>
-                <w:szCs w:val="15"/>
-              </w:rPr>
-              <w:t>read</w:t>
-            </w:r>
-            <w:proofErr w:type="spellEnd"/>
-            <w:r>
-              <w:rPr>
-                <w:rFonts w:ascii="Consolas" w:eastAsia="Consolas" w:hAnsi="Consolas" w:cs="Consolas"/>
+                <w:color w:val="00B050"/>
+                <w:sz w:val="15"/>
+                <w:szCs w:val="15"/>
+              </w:rPr>
+              <w:t>nrf_gpio_pin_read</w:t>
+            </w:r>
+            <w:proofErr w:type="spellEnd"/>
+            <w:r>
+              <w:rPr>
+                <w:rFonts w:ascii="Consolas" w:eastAsia="Consolas" w:hAnsi="Consolas" w:cs="Consolas"/>
+                <w:color w:val="00B050"/>
                 <w:sz w:val="15"/>
                 <w:szCs w:val="15"/>
               </w:rPr>
@@ -3234,6 +3273,7 @@
             <w:r>
               <w:rPr>
                 <w:rFonts w:ascii="Consolas" w:eastAsia="Consolas" w:hAnsi="Consolas" w:cs="Consolas"/>
+                <w:color w:val="00B050"/>
                 <w:sz w:val="15"/>
                 <w:szCs w:val="15"/>
               </w:rPr>
@@ -3243,23 +3283,16 @@
             <w:r>
               <w:rPr>
                 <w:rFonts w:ascii="Consolas" w:eastAsia="Consolas" w:hAnsi="Consolas" w:cs="Consolas"/>
-                <w:sz w:val="15"/>
-                <w:szCs w:val="15"/>
-              </w:rPr>
-              <w:t>::</w:t>
-            </w:r>
-            <w:proofErr w:type="gramEnd"/>
-            <w:r>
-              <w:rPr>
-                <w:rFonts w:ascii="Consolas" w:eastAsia="Consolas" w:hAnsi="Consolas" w:cs="Consolas"/>
-                <w:sz w:val="15"/>
-                <w:szCs w:val="15"/>
-              </w:rPr>
-              <w:t>Button) == 0</w:t>
-            </w:r>
-            <w:r>
-              <w:rPr>
-                <w:rFonts w:ascii="Consolas" w:eastAsia="Consolas" w:hAnsi="Consolas" w:cs="Consolas"/>
+                <w:color w:val="00B050"/>
+                <w:sz w:val="15"/>
+                <w:szCs w:val="15"/>
+              </w:rPr>
+              <w:t>::Button) == 0</w:t>
+            </w:r>
+            <w:r>
+              <w:rPr>
+                <w:rFonts w:ascii="Consolas" w:eastAsia="Consolas" w:hAnsi="Consolas" w:cs="Consolas"/>
+                <w:color w:val="00B050"/>
                 <w:sz w:val="17"/>
                 <w:szCs w:val="17"/>
               </w:rPr>
@@ -3270,10 +3303,14 @@
             <w:pPr>
               <w:spacing w:after="60" w:line="240" w:lineRule="auto"/>
               <w:ind w:left="227" w:hanging="227"/>
-            </w:pPr>
-            <w:r>
-              <w:rPr>
-                <w:rFonts w:ascii="Consolas" w:eastAsia="Consolas" w:hAnsi="Consolas" w:cs="Consolas"/>
+              <w:rPr>
+                <w:color w:val="00B050"/>
+              </w:rPr>
+            </w:pPr>
+            <w:r>
+              <w:rPr>
+                <w:rFonts w:ascii="Consolas" w:eastAsia="Consolas" w:hAnsi="Consolas" w:cs="Consolas"/>
+                <w:color w:val="00B050"/>
                 <w:sz w:val="17"/>
                 <w:szCs w:val="17"/>
               </w:rPr>
@@ -3282,6 +3319,7 @@
             <w:r>
               <w:rPr>
                 <w:rFonts w:ascii="Consolas" w:eastAsia="Consolas" w:hAnsi="Consolas" w:cs="Consolas"/>
+                <w:color w:val="00B050"/>
                 <w:sz w:val="15"/>
                 <w:szCs w:val="15"/>
               </w:rPr>
@@ -3290,6 +3328,7 @@
             <w:r>
               <w:rPr>
                 <w:rFonts w:ascii="Consolas" w:eastAsia="Consolas" w:hAnsi="Consolas" w:cs="Consolas"/>
+                <w:color w:val="00B050"/>
                 <w:sz w:val="17"/>
                 <w:szCs w:val="17"/>
               </w:rPr>
@@ -3298,6 +3337,7 @@
             <w:r>
               <w:rPr>
                 <w:rFonts w:ascii="Consolas" w:eastAsia="Consolas" w:hAnsi="Consolas" w:cs="Consolas"/>
+                <w:color w:val="00B050"/>
                 <w:sz w:val="15"/>
                 <w:szCs w:val="15"/>
               </w:rPr>
@@ -3306,60 +3346,45 @@
             <w:r>
               <w:rPr>
                 <w:rFonts w:ascii="Consolas" w:eastAsia="Consolas" w:hAnsi="Consolas" w:cs="Consolas"/>
+                <w:color w:val="00B050"/>
                 <w:sz w:val="17"/>
                 <w:szCs w:val="17"/>
               </w:rPr>
               <w:t xml:space="preserve"> against a fake </w:t>
             </w:r>
-            <w:proofErr w:type="gramStart"/>
-            <w:r>
-              <w:rPr>
-                <w:rFonts w:ascii="Consolas" w:eastAsia="Consolas" w:hAnsi="Consolas" w:cs="Consolas"/>
+            <w:r>
+              <w:rPr>
+                <w:rFonts w:ascii="Consolas" w:eastAsia="Consolas" w:hAnsi="Consolas" w:cs="Consolas"/>
+                <w:color w:val="00B050"/>
                 <w:sz w:val="15"/>
                 <w:szCs w:val="15"/>
               </w:rPr>
               <w:t>board::</w:t>
             </w:r>
             <w:proofErr w:type="spellStart"/>
-            <w:proofErr w:type="gramEnd"/>
-            <w:r>
-              <w:rPr>
-                <w:rFonts w:ascii="Consolas" w:eastAsia="Consolas" w:hAnsi="Consolas" w:cs="Consolas"/>
-                <w:sz w:val="15"/>
-                <w:szCs w:val="15"/>
-              </w:rPr>
-              <w:t>button_</w:t>
-            </w:r>
-            <w:proofErr w:type="gramStart"/>
-            <w:r>
-              <w:rPr>
-                <w:rFonts w:ascii="Consolas" w:eastAsia="Consolas" w:hAnsi="Consolas" w:cs="Consolas"/>
-                <w:sz w:val="15"/>
-                <w:szCs w:val="15"/>
-              </w:rPr>
-              <w:t>raw</w:t>
-            </w:r>
-            <w:proofErr w:type="spellEnd"/>
-            <w:r>
-              <w:rPr>
-                <w:rFonts w:ascii="Consolas" w:eastAsia="Consolas" w:hAnsi="Consolas" w:cs="Consolas"/>
-                <w:sz w:val="15"/>
-                <w:szCs w:val="15"/>
-              </w:rPr>
-              <w:t>(</w:t>
-            </w:r>
-            <w:proofErr w:type="gramEnd"/>
-            <w:r>
-              <w:rPr>
-                <w:rFonts w:ascii="Consolas" w:eastAsia="Consolas" w:hAnsi="Consolas" w:cs="Consolas"/>
-                <w:sz w:val="15"/>
-                <w:szCs w:val="15"/>
-              </w:rPr>
-              <w:t>)</w:t>
-            </w:r>
-            <w:r>
-              <w:rPr>
-                <w:rFonts w:ascii="Consolas" w:eastAsia="Consolas" w:hAnsi="Consolas" w:cs="Consolas"/>
+            <w:r>
+              <w:rPr>
+                <w:rFonts w:ascii="Consolas" w:eastAsia="Consolas" w:hAnsi="Consolas" w:cs="Consolas"/>
+                <w:color w:val="00B050"/>
+                <w:sz w:val="15"/>
+                <w:szCs w:val="15"/>
+              </w:rPr>
+              <w:t>button_raw</w:t>
+            </w:r>
+            <w:proofErr w:type="spellEnd"/>
+            <w:r>
+              <w:rPr>
+                <w:rFonts w:ascii="Consolas" w:eastAsia="Consolas" w:hAnsi="Consolas" w:cs="Consolas"/>
+                <w:color w:val="00B050"/>
+                <w:sz w:val="15"/>
+                <w:szCs w:val="15"/>
+              </w:rPr>
+              <w:t>()</w:t>
+            </w:r>
+            <w:r>
+              <w:rPr>
+                <w:rFonts w:ascii="Consolas" w:eastAsia="Consolas" w:hAnsi="Consolas" w:cs="Consolas"/>
+                <w:color w:val="00B050"/>
                 <w:sz w:val="17"/>
                 <w:szCs w:val="17"/>
               </w:rPr>
@@ -3373,6 +3398,7 @@
             <w:r>
               <w:rPr>
                 <w:rFonts w:ascii="Consolas" w:eastAsia="Consolas" w:hAnsi="Consolas" w:cs="Consolas"/>
+                <w:color w:val="00B050"/>
                 <w:sz w:val="17"/>
                 <w:szCs w:val="17"/>
               </w:rPr>
@@ -3382,6 +3408,7 @@
             <w:r>
               <w:rPr>
                 <w:rFonts w:ascii="Consolas" w:eastAsia="Consolas" w:hAnsi="Consolas" w:cs="Consolas"/>
+                <w:color w:val="00B050"/>
                 <w:sz w:val="17"/>
                 <w:szCs w:val="17"/>
               </w:rPr>
@@ -3391,6 +3418,7 @@
             <w:r>
               <w:rPr>
                 <w:rFonts w:ascii="Consolas" w:eastAsia="Consolas" w:hAnsi="Consolas" w:cs="Consolas"/>
+                <w:color w:val="00B050"/>
                 <w:sz w:val="17"/>
                 <w:szCs w:val="17"/>
               </w:rPr>
@@ -3400,6 +3428,7 @@
             <w:r>
               <w:rPr>
                 <w:rFonts w:ascii="Consolas" w:eastAsia="Consolas" w:hAnsi="Consolas" w:cs="Consolas"/>
+                <w:color w:val="00B050"/>
                 <w:sz w:val="17"/>
                 <w:szCs w:val="17"/>
               </w:rPr>
@@ -3409,6 +3438,7 @@
             <w:r>
               <w:rPr>
                 <w:rFonts w:ascii="Consolas" w:eastAsia="Consolas" w:hAnsi="Consolas" w:cs="Consolas"/>
+                <w:color w:val="00B050"/>
                 <w:sz w:val="17"/>
                 <w:szCs w:val="17"/>
               </w:rPr>
@@ -3417,6 +3447,7 @@
             <w:r>
               <w:rPr>
                 <w:rFonts w:ascii="Consolas" w:eastAsia="Consolas" w:hAnsi="Consolas" w:cs="Consolas"/>
+                <w:color w:val="00B050"/>
                 <w:sz w:val="15"/>
                 <w:szCs w:val="15"/>
               </w:rPr>
@@ -3425,6 +3456,7 @@
             <w:r>
               <w:rPr>
                 <w:rFonts w:ascii="Consolas" w:eastAsia="Consolas" w:hAnsi="Consolas" w:cs="Consolas"/>
+                <w:color w:val="00B050"/>
                 <w:sz w:val="17"/>
                 <w:szCs w:val="17"/>
               </w:rPr>
@@ -3433,6 +3465,7 @@
             <w:r>
               <w:rPr>
                 <w:rFonts w:ascii="Consolas" w:eastAsia="Consolas" w:hAnsi="Consolas" w:cs="Consolas"/>
+                <w:color w:val="00B050"/>
                 <w:sz w:val="15"/>
                 <w:szCs w:val="15"/>
               </w:rPr>
@@ -3441,6 +3474,7 @@
             <w:r>
               <w:rPr>
                 <w:rFonts w:ascii="Consolas" w:eastAsia="Consolas" w:hAnsi="Consolas" w:cs="Consolas"/>
+                <w:color w:val="00B050"/>
                 <w:sz w:val="17"/>
                 <w:szCs w:val="17"/>
               </w:rPr>
@@ -3464,6 +3498,9 @@
         <w:t>I-2 — Package and stage the fixed Slate DFU</w:t>
       </w:r>
       <w:bookmarkEnd w:id="6"/>
+      <w:r>
+        <w:t xml:space="preserve"> - DONE</w:t>
+      </w:r>
     </w:p>
     <w:tbl>
       <w:tblPr>
@@ -3629,10 +3666,14 @@
           <w:p>
             <w:pPr>
               <w:spacing w:after="60" w:line="240" w:lineRule="auto"/>
-            </w:pPr>
-            <w:r>
-              <w:rPr>
-                <w:rFonts w:ascii="Consolas" w:eastAsia="Consolas" w:hAnsi="Consolas" w:cs="Consolas"/>
+              <w:rPr>
+                <w:color w:val="00B050"/>
+              </w:rPr>
+            </w:pPr>
+            <w:r>
+              <w:rPr>
+                <w:rFonts w:ascii="Consolas" w:eastAsia="Consolas" w:hAnsi="Consolas" w:cs="Consolas"/>
+                <w:color w:val="00B050"/>
                 <w:sz w:val="17"/>
                 <w:szCs w:val="17"/>
               </w:rPr>
@@ -3643,10 +3684,14 @@
             <w:pPr>
               <w:spacing w:after="60" w:line="240" w:lineRule="auto"/>
               <w:ind w:left="227" w:hanging="227"/>
-            </w:pPr>
-            <w:r>
-              <w:rPr>
-                <w:rFonts w:ascii="Consolas" w:eastAsia="Consolas" w:hAnsi="Consolas" w:cs="Consolas"/>
+              <w:rPr>
+                <w:color w:val="00B050"/>
+              </w:rPr>
+            </w:pPr>
+            <w:r>
+              <w:rPr>
+                <w:rFonts w:ascii="Consolas" w:eastAsia="Consolas" w:hAnsi="Consolas" w:cs="Consolas"/>
+                <w:color w:val="00B050"/>
                 <w:sz w:val="17"/>
                 <w:szCs w:val="17"/>
               </w:rPr>
@@ -3656,6 +3701,7 @@
             <w:r>
               <w:rPr>
                 <w:rFonts w:ascii="Consolas" w:eastAsia="Consolas" w:hAnsi="Consolas" w:cs="Consolas"/>
+                <w:color w:val="00B050"/>
                 <w:sz w:val="15"/>
                 <w:szCs w:val="15"/>
               </w:rPr>
@@ -3665,6 +3711,7 @@
             <w:r>
               <w:rPr>
                 <w:rFonts w:ascii="Consolas" w:eastAsia="Consolas" w:hAnsi="Consolas" w:cs="Consolas"/>
+                <w:color w:val="00B050"/>
                 <w:sz w:val="15"/>
                 <w:szCs w:val="15"/>
               </w:rPr>
@@ -3673,6 +3720,7 @@
             <w:r>
               <w:rPr>
                 <w:rFonts w:ascii="Consolas" w:eastAsia="Consolas" w:hAnsi="Consolas" w:cs="Consolas"/>
+                <w:color w:val="00B050"/>
                 <w:sz w:val="17"/>
                 <w:szCs w:val="17"/>
               </w:rPr>
@@ -3682,6 +3730,7 @@
             <w:r>
               <w:rPr>
                 <w:rFonts w:ascii="Consolas" w:eastAsia="Consolas" w:hAnsi="Consolas" w:cs="Consolas"/>
+                <w:color w:val="00B050"/>
                 <w:sz w:val="17"/>
                 <w:szCs w:val="17"/>
               </w:rPr>
@@ -3691,6 +3740,7 @@
             <w:r>
               <w:rPr>
                 <w:rFonts w:ascii="Consolas" w:eastAsia="Consolas" w:hAnsi="Consolas" w:cs="Consolas"/>
+                <w:color w:val="00B050"/>
                 <w:sz w:val="17"/>
                 <w:szCs w:val="17"/>
               </w:rPr>
@@ -3700,6 +3750,7 @@
             <w:r>
               <w:rPr>
                 <w:rFonts w:ascii="Consolas" w:eastAsia="Consolas" w:hAnsi="Consolas" w:cs="Consolas"/>
+                <w:color w:val="00B050"/>
                 <w:sz w:val="15"/>
                 <w:szCs w:val="15"/>
               </w:rPr>
@@ -3709,6 +3760,7 @@
             <w:r>
               <w:rPr>
                 <w:rFonts w:ascii="Consolas" w:eastAsia="Consolas" w:hAnsi="Consolas" w:cs="Consolas"/>
+                <w:color w:val="00B050"/>
                 <w:sz w:val="15"/>
                 <w:szCs w:val="15"/>
               </w:rPr>
@@ -3717,25 +3769,26 @@
             <w:r>
               <w:rPr>
                 <w:rFonts w:ascii="Consolas" w:eastAsia="Consolas" w:hAnsi="Consolas" w:cs="Consolas"/>
+                <w:color w:val="00B050"/>
                 <w:sz w:val="17"/>
                 <w:szCs w:val="17"/>
               </w:rPr>
               <w:t xml:space="preserve"> comment "Enable stays high", </w:t>
             </w:r>
-            <w:proofErr w:type="gramStart"/>
-            <w:r>
-              <w:rPr>
-                <w:rFonts w:ascii="Consolas" w:eastAsia="Consolas" w:hAnsi="Consolas" w:cs="Consolas"/>
+            <w:r>
+              <w:rPr>
+                <w:rFonts w:ascii="Consolas" w:eastAsia="Consolas" w:hAnsi="Consolas" w:cs="Consolas"/>
+                <w:color w:val="00B050"/>
                 <w:sz w:val="15"/>
                 <w:szCs w:val="15"/>
               </w:rPr>
               <w:t>board::</w:t>
             </w:r>
             <w:proofErr w:type="spellStart"/>
-            <w:proofErr w:type="gramEnd"/>
-            <w:r>
-              <w:rPr>
-                <w:rFonts w:ascii="Consolas" w:eastAsia="Consolas" w:hAnsi="Consolas" w:cs="Consolas"/>
+            <w:r>
+              <w:rPr>
+                <w:rFonts w:ascii="Consolas" w:eastAsia="Consolas" w:hAnsi="Consolas" w:cs="Consolas"/>
+                <w:color w:val="00B050"/>
                 <w:sz w:val="15"/>
                 <w:szCs w:val="15"/>
               </w:rPr>
@@ -3745,6 +3798,7 @@
             <w:r>
               <w:rPr>
                 <w:rFonts w:ascii="Consolas" w:eastAsia="Consolas" w:hAnsi="Consolas" w:cs="Consolas"/>
+                <w:color w:val="00B050"/>
                 <w:sz w:val="17"/>
                 <w:szCs w:val="17"/>
               </w:rPr>
@@ -3753,6 +3807,7 @@
             <w:r>
               <w:rPr>
                 <w:rFonts w:ascii="Consolas" w:eastAsia="Consolas" w:hAnsi="Consolas" w:cs="Consolas"/>
+                <w:color w:val="00B050"/>
                 <w:sz w:val="15"/>
                 <w:szCs w:val="15"/>
               </w:rPr>
@@ -3762,6 +3817,7 @@
             <w:r>
               <w:rPr>
                 <w:rFonts w:ascii="Consolas" w:eastAsia="Consolas" w:hAnsi="Consolas" w:cs="Consolas"/>
+                <w:color w:val="00B050"/>
                 <w:sz w:val="15"/>
                 <w:szCs w:val="15"/>
               </w:rPr>
@@ -3771,6 +3827,7 @@
             <w:r>
               <w:rPr>
                 <w:rFonts w:ascii="Consolas" w:eastAsia="Consolas" w:hAnsi="Consolas" w:cs="Consolas"/>
+                <w:color w:val="00B050"/>
                 <w:sz w:val="15"/>
                 <w:szCs w:val="15"/>
               </w:rPr>
@@ -3780,6 +3837,7 @@
             <w:r>
               <w:rPr>
                 <w:rFonts w:ascii="Consolas" w:eastAsia="Consolas" w:hAnsi="Consolas" w:cs="Consolas"/>
+                <w:color w:val="00B050"/>
                 <w:sz w:val="15"/>
                 <w:szCs w:val="15"/>
               </w:rPr>
@@ -3789,6 +3847,7 @@
             <w:r>
               <w:rPr>
                 <w:rFonts w:ascii="Consolas" w:eastAsia="Consolas" w:hAnsi="Consolas" w:cs="Consolas"/>
+                <w:color w:val="00B050"/>
                 <w:sz w:val="17"/>
                 <w:szCs w:val="17"/>
               </w:rPr>
@@ -3798,6 +3857,7 @@
             <w:r>
               <w:rPr>
                 <w:rFonts w:ascii="Consolas" w:eastAsia="Consolas" w:hAnsi="Consolas" w:cs="Consolas"/>
+                <w:color w:val="00B050"/>
                 <w:sz w:val="17"/>
                 <w:szCs w:val="17"/>
               </w:rPr>
@@ -3807,6 +3867,7 @@
             <w:r>
               <w:rPr>
                 <w:rFonts w:ascii="Consolas" w:eastAsia="Consolas" w:hAnsi="Consolas" w:cs="Consolas"/>
+                <w:color w:val="00B050"/>
                 <w:sz w:val="17"/>
                 <w:szCs w:val="17"/>
               </w:rPr>
@@ -3817,6 +3878,7 @@
                 <w:rFonts w:ascii="Consolas" w:eastAsia="Consolas" w:hAnsi="Consolas" w:cs="Consolas"/>
                 <w:b/>
                 <w:bCs/>
+                <w:color w:val="00B050"/>
                 <w:sz w:val="17"/>
                 <w:szCs w:val="17"/>
               </w:rPr>
@@ -3825,6 +3887,7 @@
             <w:r>
               <w:rPr>
                 <w:rFonts w:ascii="Consolas" w:eastAsia="Consolas" w:hAnsi="Consolas" w:cs="Consolas"/>
+                <w:color w:val="00B050"/>
                 <w:sz w:val="17"/>
                 <w:szCs w:val="17"/>
               </w:rPr>
@@ -3833,16 +3896,17 @@
             <w:r>
               <w:rPr>
                 <w:rFonts w:ascii="Consolas" w:eastAsia="Consolas" w:hAnsi="Consolas" w:cs="Consolas"/>
+                <w:color w:val="00B050"/>
                 <w:sz w:val="15"/>
                 <w:szCs w:val="15"/>
               </w:rPr>
               <w:t xml:space="preserve">(COUNTER - </w:t>
             </w:r>
             <w:proofErr w:type="spellStart"/>
-            <w:proofErr w:type="gramStart"/>
-            <w:r>
-              <w:rPr>
-                <w:rFonts w:ascii="Consolas" w:eastAsia="Consolas" w:hAnsi="Consolas" w:cs="Consolas"/>
+            <w:r>
+              <w:rPr>
+                <w:rFonts w:ascii="Consolas" w:eastAsia="Consolas" w:hAnsi="Consolas" w:cs="Consolas"/>
+                <w:color w:val="00B050"/>
                 <w:sz w:val="15"/>
                 <w:szCs w:val="15"/>
               </w:rPr>
@@ -3852,23 +3916,16 @@
             <w:r>
               <w:rPr>
                 <w:rFonts w:ascii="Consolas" w:eastAsia="Consolas" w:hAnsi="Consolas" w:cs="Consolas"/>
-                <w:sz w:val="15"/>
-                <w:szCs w:val="15"/>
-              </w:rPr>
-              <w:t>(</w:t>
-            </w:r>
-            <w:proofErr w:type="gramEnd"/>
-            <w:r>
-              <w:rPr>
-                <w:rFonts w:ascii="Consolas" w:eastAsia="Consolas" w:hAnsi="Consolas" w:cs="Consolas"/>
-                <w:sz w:val="15"/>
-                <w:szCs w:val="15"/>
-              </w:rPr>
-              <w:t>))</w:t>
-            </w:r>
-            <w:r>
-              <w:rPr>
-                <w:rFonts w:ascii="Consolas" w:eastAsia="Consolas" w:hAnsi="Consolas" w:cs="Consolas"/>
+                <w:color w:val="00B050"/>
+                <w:sz w:val="15"/>
+                <w:szCs w:val="15"/>
+              </w:rPr>
+              <w:t>())</w:t>
+            </w:r>
+            <w:r>
+              <w:rPr>
+                <w:rFonts w:ascii="Consolas" w:eastAsia="Consolas" w:hAnsi="Consolas" w:cs="Consolas"/>
+                <w:color w:val="00B050"/>
                 <w:sz w:val="17"/>
                 <w:szCs w:val="17"/>
               </w:rPr>
@@ -3877,6 +3934,7 @@
             <w:r>
               <w:rPr>
                 <w:rFonts w:ascii="Consolas" w:eastAsia="Consolas" w:hAnsi="Consolas" w:cs="Consolas"/>
+                <w:color w:val="00B050"/>
                 <w:sz w:val="15"/>
                 <w:szCs w:val="15"/>
               </w:rPr>
@@ -3886,6 +3944,7 @@
             <w:r>
               <w:rPr>
                 <w:rFonts w:ascii="Consolas" w:eastAsia="Consolas" w:hAnsi="Consolas" w:cs="Consolas"/>
+                <w:color w:val="00B050"/>
                 <w:sz w:val="15"/>
                 <w:szCs w:val="15"/>
               </w:rPr>
@@ -3895,6 +3954,7 @@
             <w:r>
               <w:rPr>
                 <w:rFonts w:ascii="Consolas" w:eastAsia="Consolas" w:hAnsi="Consolas" w:cs="Consolas"/>
+                <w:color w:val="00B050"/>
                 <w:sz w:val="17"/>
                 <w:szCs w:val="17"/>
               </w:rPr>
@@ -3904,6 +3964,7 @@
             <w:r>
               <w:rPr>
                 <w:rFonts w:ascii="Consolas" w:eastAsia="Consolas" w:hAnsi="Consolas" w:cs="Consolas"/>
+                <w:color w:val="00B050"/>
                 <w:sz w:val="15"/>
                 <w:szCs w:val="15"/>
               </w:rPr>
@@ -3913,6 +3974,7 @@
             <w:r>
               <w:rPr>
                 <w:rFonts w:ascii="Consolas" w:eastAsia="Consolas" w:hAnsi="Consolas" w:cs="Consolas"/>
+                <w:color w:val="00B050"/>
                 <w:sz w:val="15"/>
                 <w:szCs w:val="15"/>
               </w:rPr>
@@ -3921,6 +3983,7 @@
             <w:r>
               <w:rPr>
                 <w:rFonts w:ascii="Consolas" w:eastAsia="Consolas" w:hAnsi="Consolas" w:cs="Consolas"/>
+                <w:color w:val="00B050"/>
                 <w:sz w:val="17"/>
                 <w:szCs w:val="17"/>
               </w:rPr>
@@ -3931,10 +3994,14 @@
             <w:pPr>
               <w:spacing w:after="60" w:line="240" w:lineRule="auto"/>
               <w:ind w:left="227" w:hanging="227"/>
-            </w:pPr>
-            <w:r>
-              <w:rPr>
-                <w:rFonts w:ascii="Consolas" w:eastAsia="Consolas" w:hAnsi="Consolas" w:cs="Consolas"/>
+              <w:rPr>
+                <w:color w:val="00B050"/>
+              </w:rPr>
+            </w:pPr>
+            <w:r>
+              <w:rPr>
+                <w:rFonts w:ascii="Consolas" w:eastAsia="Consolas" w:hAnsi="Consolas" w:cs="Consolas"/>
+                <w:color w:val="00B050"/>
                 <w:sz w:val="17"/>
                 <w:szCs w:val="17"/>
               </w:rPr>
@@ -3943,6 +4010,7 @@
             <w:r>
               <w:rPr>
                 <w:rFonts w:ascii="Consolas" w:eastAsia="Consolas" w:hAnsi="Consolas" w:cs="Consolas"/>
+                <w:color w:val="00B050"/>
                 <w:sz w:val="15"/>
                 <w:szCs w:val="15"/>
               </w:rPr>
@@ -3951,6 +4019,7 @@
             <w:r>
               <w:rPr>
                 <w:rFonts w:ascii="Consolas" w:eastAsia="Consolas" w:hAnsi="Consolas" w:cs="Consolas"/>
+                <w:color w:val="00B050"/>
                 <w:sz w:val="17"/>
                 <w:szCs w:val="17"/>
               </w:rPr>
@@ -3960,6 +4029,7 @@
             <w:r>
               <w:rPr>
                 <w:rFonts w:ascii="Consolas" w:eastAsia="Consolas" w:hAnsi="Consolas" w:cs="Consolas"/>
+                <w:color w:val="00B050"/>
                 <w:sz w:val="15"/>
                 <w:szCs w:val="15"/>
               </w:rPr>
@@ -3969,33 +4039,17 @@
             <w:r>
               <w:rPr>
                 <w:rFonts w:ascii="Consolas" w:eastAsia="Consolas" w:hAnsi="Consolas" w:cs="Consolas"/>
-                <w:sz w:val="15"/>
-                <w:szCs w:val="15"/>
-              </w:rPr>
-              <w:t xml:space="preserve"> -</w:t>
-            </w:r>
-            <w:proofErr w:type="gramStart"/>
-            <w:r>
-              <w:rPr>
-                <w:rFonts w:ascii="Consolas" w:eastAsia="Consolas" w:hAnsi="Consolas" w:cs="Consolas"/>
-                <w:sz w:val="15"/>
-                <w:szCs w:val="15"/>
-              </w:rPr>
-              <w:t>S .</w:t>
-            </w:r>
-            <w:proofErr w:type="gramEnd"/>
-            <w:r>
-              <w:rPr>
-                <w:rFonts w:ascii="Consolas" w:eastAsia="Consolas" w:hAnsi="Consolas" w:cs="Consolas"/>
-                <w:sz w:val="15"/>
-                <w:szCs w:val="15"/>
-              </w:rPr>
-              <w:t xml:space="preserve"> -B build/</w:t>
-            </w:r>
-            <w:proofErr w:type="spellStart"/>
-            <w:r>
-              <w:rPr>
-                <w:rFonts w:ascii="Consolas" w:eastAsia="Consolas" w:hAnsi="Consolas" w:cs="Consolas"/>
+                <w:color w:val="00B050"/>
+                <w:sz w:val="15"/>
+                <w:szCs w:val="15"/>
+              </w:rPr>
+              <w:t xml:space="preserve"> -S . -B build/</w:t>
+            </w:r>
+            <w:proofErr w:type="spellStart"/>
+            <w:r>
+              <w:rPr>
+                <w:rFonts w:ascii="Consolas" w:eastAsia="Consolas" w:hAnsi="Consolas" w:cs="Consolas"/>
+                <w:color w:val="00B050"/>
                 <w:sz w:val="15"/>
                 <w:szCs w:val="15"/>
               </w:rPr>
@@ -4005,6 +4059,7 @@
             <w:r>
               <w:rPr>
                 <w:rFonts w:ascii="Consolas" w:eastAsia="Consolas" w:hAnsi="Consolas" w:cs="Consolas"/>
+                <w:color w:val="00B050"/>
                 <w:sz w:val="15"/>
                 <w:szCs w:val="15"/>
               </w:rPr>
@@ -4014,6 +4069,7 @@
             <w:r>
               <w:rPr>
                 <w:rFonts w:ascii="Consolas" w:eastAsia="Consolas" w:hAnsi="Consolas" w:cs="Consolas"/>
+                <w:color w:val="00B050"/>
                 <w:sz w:val="15"/>
                 <w:szCs w:val="15"/>
               </w:rPr>
@@ -4023,6 +4079,7 @@
             <w:r>
               <w:rPr>
                 <w:rFonts w:ascii="Consolas" w:eastAsia="Consolas" w:hAnsi="Consolas" w:cs="Consolas"/>
+                <w:color w:val="00B050"/>
                 <w:sz w:val="15"/>
                 <w:szCs w:val="15"/>
               </w:rPr>
@@ -4032,6 +4089,7 @@
             <w:r>
               <w:rPr>
                 <w:rFonts w:ascii="Consolas" w:eastAsia="Consolas" w:hAnsi="Consolas" w:cs="Consolas"/>
+                <w:color w:val="00B050"/>
                 <w:sz w:val="15"/>
                 <w:szCs w:val="15"/>
               </w:rPr>
@@ -4041,6 +4099,7 @@
             <w:r>
               <w:rPr>
                 <w:rFonts w:ascii="Consolas" w:eastAsia="Consolas" w:hAnsi="Consolas" w:cs="Consolas"/>
+                <w:color w:val="00B050"/>
                 <w:sz w:val="15"/>
                 <w:szCs w:val="15"/>
               </w:rPr>
@@ -4049,6 +4108,7 @@
             <w:r>
               <w:rPr>
                 <w:rFonts w:ascii="Consolas" w:eastAsia="Consolas" w:hAnsi="Consolas" w:cs="Consolas"/>
+                <w:color w:val="00B050"/>
                 <w:sz w:val="17"/>
                 <w:szCs w:val="17"/>
               </w:rPr>
@@ -4058,6 +4118,7 @@
             <w:r>
               <w:rPr>
                 <w:rFonts w:ascii="Consolas" w:eastAsia="Consolas" w:hAnsi="Consolas" w:cs="Consolas"/>
+                <w:color w:val="00B050"/>
                 <w:sz w:val="15"/>
                 <w:szCs w:val="15"/>
               </w:rPr>
@@ -4067,6 +4128,7 @@
             <w:r>
               <w:rPr>
                 <w:rFonts w:ascii="Consolas" w:eastAsia="Consolas" w:hAnsi="Consolas" w:cs="Consolas"/>
+                <w:color w:val="00B050"/>
                 <w:sz w:val="17"/>
                 <w:szCs w:val="17"/>
               </w:rPr>
@@ -4076,6 +4138,7 @@
             <w:r>
               <w:rPr>
                 <w:rFonts w:ascii="Consolas" w:eastAsia="Consolas" w:hAnsi="Consolas" w:cs="Consolas"/>
+                <w:color w:val="00B050"/>
                 <w:sz w:val="15"/>
                 <w:szCs w:val="15"/>
               </w:rPr>
@@ -4085,6 +4148,7 @@
             <w:r>
               <w:rPr>
                 <w:rFonts w:ascii="Consolas" w:eastAsia="Consolas" w:hAnsi="Consolas" w:cs="Consolas"/>
+                <w:color w:val="00B050"/>
                 <w:sz w:val="17"/>
                 <w:szCs w:val="17"/>
               </w:rPr>
@@ -4094,6 +4158,7 @@
             <w:r>
               <w:rPr>
                 <w:rFonts w:ascii="Consolas" w:eastAsia="Consolas" w:hAnsi="Consolas" w:cs="Consolas"/>
+                <w:color w:val="00B050"/>
                 <w:sz w:val="17"/>
                 <w:szCs w:val="17"/>
               </w:rPr>
@@ -4103,6 +4168,7 @@
             <w:r>
               <w:rPr>
                 <w:rFonts w:ascii="Consolas" w:eastAsia="Consolas" w:hAnsi="Consolas" w:cs="Consolas"/>
+                <w:color w:val="00B050"/>
                 <w:sz w:val="17"/>
                 <w:szCs w:val="17"/>
               </w:rPr>
@@ -4111,6 +4177,7 @@
             <w:r>
               <w:rPr>
                 <w:rFonts w:ascii="Consolas" w:eastAsia="Consolas" w:hAnsi="Consolas" w:cs="Consolas"/>
+                <w:color w:val="00B050"/>
                 <w:sz w:val="15"/>
                 <w:szCs w:val="15"/>
               </w:rPr>
@@ -4119,6 +4186,7 @@
             <w:r>
               <w:rPr>
                 <w:rFonts w:ascii="Consolas" w:eastAsia="Consolas" w:hAnsi="Consolas" w:cs="Consolas"/>
+                <w:color w:val="00B050"/>
                 <w:sz w:val="17"/>
                 <w:szCs w:val="17"/>
               </w:rPr>
@@ -4128,6 +4196,7 @@
             <w:r>
               <w:rPr>
                 <w:rFonts w:ascii="Consolas" w:eastAsia="Consolas" w:hAnsi="Consolas" w:cs="Consolas"/>
+                <w:color w:val="00B050"/>
                 <w:sz w:val="17"/>
                 <w:szCs w:val="17"/>
               </w:rPr>
@@ -4137,6 +4206,7 @@
             <w:r>
               <w:rPr>
                 <w:rFonts w:ascii="Consolas" w:eastAsia="Consolas" w:hAnsi="Consolas" w:cs="Consolas"/>
+                <w:color w:val="00B050"/>
                 <w:sz w:val="17"/>
                 <w:szCs w:val="17"/>
               </w:rPr>
@@ -4147,10 +4217,14 @@
             <w:pPr>
               <w:spacing w:after="60" w:line="240" w:lineRule="auto"/>
               <w:ind w:left="227" w:hanging="227"/>
-            </w:pPr>
-            <w:r>
-              <w:rPr>
-                <w:rFonts w:ascii="Consolas" w:eastAsia="Consolas" w:hAnsi="Consolas" w:cs="Consolas"/>
+              <w:rPr>
+                <w:color w:val="00B050"/>
+              </w:rPr>
+            </w:pPr>
+            <w:r>
+              <w:rPr>
+                <w:rFonts w:ascii="Consolas" w:eastAsia="Consolas" w:hAnsi="Consolas" w:cs="Consolas"/>
+                <w:color w:val="00B050"/>
                 <w:sz w:val="17"/>
                 <w:szCs w:val="17"/>
               </w:rPr>
@@ -4159,6 +4233,7 @@
             <w:r>
               <w:rPr>
                 <w:rFonts w:ascii="Consolas" w:eastAsia="Consolas" w:hAnsi="Consolas" w:cs="Consolas"/>
+                <w:color w:val="00B050"/>
                 <w:sz w:val="15"/>
                 <w:szCs w:val="15"/>
               </w:rPr>
@@ -4167,6 +4242,7 @@
             <w:r>
               <w:rPr>
                 <w:rFonts w:ascii="Consolas" w:eastAsia="Consolas" w:hAnsi="Consolas" w:cs="Consolas"/>
+                <w:color w:val="00B050"/>
                 <w:sz w:val="17"/>
                 <w:szCs w:val="17"/>
               </w:rPr>
@@ -4175,6 +4251,7 @@
             <w:r>
               <w:rPr>
                 <w:rFonts w:ascii="Consolas" w:eastAsia="Consolas" w:hAnsi="Consolas" w:cs="Consolas"/>
+                <w:color w:val="00B050"/>
                 <w:sz w:val="15"/>
                 <w:szCs w:val="15"/>
               </w:rPr>
@@ -4183,6 +4260,7 @@
             <w:r>
               <w:rPr>
                 <w:rFonts w:ascii="Consolas" w:eastAsia="Consolas" w:hAnsi="Consolas" w:cs="Consolas"/>
+                <w:color w:val="00B050"/>
                 <w:sz w:val="17"/>
                 <w:szCs w:val="17"/>
               </w:rPr>
@@ -4191,6 +4269,7 @@
             <w:r>
               <w:rPr>
                 <w:rFonts w:ascii="Consolas" w:eastAsia="Consolas" w:hAnsi="Consolas" w:cs="Consolas"/>
+                <w:color w:val="00B050"/>
                 <w:sz w:val="15"/>
                 <w:szCs w:val="15"/>
               </w:rPr>
@@ -4199,6 +4278,7 @@
             <w:r>
               <w:rPr>
                 <w:rFonts w:ascii="Consolas" w:eastAsia="Consolas" w:hAnsi="Consolas" w:cs="Consolas"/>
+                <w:color w:val="00B050"/>
                 <w:sz w:val="17"/>
                 <w:szCs w:val="17"/>
               </w:rPr>
@@ -4209,10 +4289,14 @@
             <w:pPr>
               <w:spacing w:after="60" w:line="240" w:lineRule="auto"/>
               <w:ind w:left="227" w:hanging="227"/>
-            </w:pPr>
-            <w:r>
-              <w:rPr>
-                <w:rFonts w:ascii="Consolas" w:eastAsia="Consolas" w:hAnsi="Consolas" w:cs="Consolas"/>
+              <w:rPr>
+                <w:color w:val="00B050"/>
+              </w:rPr>
+            </w:pPr>
+            <w:r>
+              <w:rPr>
+                <w:rFonts w:ascii="Consolas" w:eastAsia="Consolas" w:hAnsi="Consolas" w:cs="Consolas"/>
+                <w:color w:val="00B050"/>
                 <w:sz w:val="17"/>
                 <w:szCs w:val="17"/>
               </w:rPr>
@@ -4222,6 +4306,7 @@
             <w:r>
               <w:rPr>
                 <w:rFonts w:ascii="Consolas" w:eastAsia="Consolas" w:hAnsi="Consolas" w:cs="Consolas"/>
+                <w:color w:val="00B050"/>
                 <w:sz w:val="17"/>
                 <w:szCs w:val="17"/>
               </w:rPr>
@@ -4231,6 +4316,7 @@
             <w:r>
               <w:rPr>
                 <w:rFonts w:ascii="Consolas" w:eastAsia="Consolas" w:hAnsi="Consolas" w:cs="Consolas"/>
+                <w:color w:val="00B050"/>
                 <w:sz w:val="17"/>
                 <w:szCs w:val="17"/>
               </w:rPr>
@@ -4239,6 +4325,7 @@
             <w:r>
               <w:rPr>
                 <w:rFonts w:ascii="Consolas" w:eastAsia="Consolas" w:hAnsi="Consolas" w:cs="Consolas"/>
+                <w:color w:val="00B050"/>
                 <w:sz w:val="15"/>
                 <w:szCs w:val="15"/>
               </w:rPr>
@@ -4247,6 +4334,7 @@
             <w:r>
               <w:rPr>
                 <w:rFonts w:ascii="Consolas" w:eastAsia="Consolas" w:hAnsi="Consolas" w:cs="Consolas"/>
+                <w:color w:val="00B050"/>
                 <w:sz w:val="17"/>
                 <w:szCs w:val="17"/>
               </w:rPr>
@@ -4256,6 +4344,7 @@
             <w:r>
               <w:rPr>
                 <w:rFonts w:ascii="Consolas" w:eastAsia="Consolas" w:hAnsi="Consolas" w:cs="Consolas"/>
+                <w:color w:val="00B050"/>
                 <w:sz w:val="15"/>
                 <w:szCs w:val="15"/>
               </w:rPr>
@@ -4265,6 +4354,7 @@
             <w:r>
               <w:rPr>
                 <w:rFonts w:ascii="Consolas" w:eastAsia="Consolas" w:hAnsi="Consolas" w:cs="Consolas"/>
+                <w:color w:val="00B050"/>
                 <w:sz w:val="17"/>
                 <w:szCs w:val="17"/>
               </w:rPr>
@@ -4273,6 +4363,7 @@
             <w:r>
               <w:rPr>
                 <w:rFonts w:ascii="Consolas" w:eastAsia="Consolas" w:hAnsi="Consolas" w:cs="Consolas"/>
+                <w:color w:val="00B050"/>
                 <w:sz w:val="15"/>
                 <w:szCs w:val="15"/>
               </w:rPr>
@@ -4281,6 +4372,7 @@
             <w:r>
               <w:rPr>
                 <w:rFonts w:ascii="Consolas" w:eastAsia="Consolas" w:hAnsi="Consolas" w:cs="Consolas"/>
+                <w:color w:val="00B050"/>
                 <w:sz w:val="17"/>
                 <w:szCs w:val="17"/>
               </w:rPr>
@@ -4294,6 +4386,7 @@
             <w:r>
               <w:rPr>
                 <w:rFonts w:ascii="Consolas" w:eastAsia="Consolas" w:hAnsi="Consolas" w:cs="Consolas"/>
+                <w:color w:val="00B050"/>
                 <w:sz w:val="17"/>
                 <w:szCs w:val="17"/>
               </w:rPr>
@@ -4763,7 +4856,6 @@
               <w:t xml:space="preserve">diff = (COUNTER - </w:t>
             </w:r>
             <w:proofErr w:type="spellStart"/>
-            <w:proofErr w:type="gramStart"/>
             <w:r>
               <w:rPr>
                 <w:rFonts w:ascii="Consolas" w:eastAsia="Consolas" w:hAnsi="Consolas" w:cs="Consolas"/>
@@ -4779,16 +4871,7 @@
                 <w:sz w:val="15"/>
                 <w:szCs w:val="15"/>
               </w:rPr>
-              <w:t>(</w:t>
-            </w:r>
-            <w:proofErr w:type="gramEnd"/>
-            <w:r>
-              <w:rPr>
-                <w:rFonts w:ascii="Consolas" w:eastAsia="Consolas" w:hAnsi="Consolas" w:cs="Consolas"/>
-                <w:sz w:val="15"/>
-                <w:szCs w:val="15"/>
-              </w:rPr>
-              <w:t xml:space="preserve">)) &amp; </w:t>
+              <w:t xml:space="preserve">()) &amp; </w:t>
             </w:r>
             <w:proofErr w:type="spellStart"/>
             <w:r>
@@ -4806,25 +4889,7 @@
                 <w:sz w:val="17"/>
                 <w:szCs w:val="17"/>
               </w:rPr>
-              <w:t xml:space="preserve"> and </w:t>
-            </w:r>
-            <w:proofErr w:type="gramStart"/>
-            <w:r>
-              <w:rPr>
-                <w:rFonts w:ascii="Consolas" w:eastAsia="Consolas" w:hAnsi="Consolas" w:cs="Consolas"/>
-                <w:sz w:val="17"/>
-                <w:szCs w:val="17"/>
-              </w:rPr>
-              <w:t>its</w:t>
-            </w:r>
-            <w:proofErr w:type="gramEnd"/>
-            <w:r>
-              <w:rPr>
-                <w:rFonts w:ascii="Consolas" w:eastAsia="Consolas" w:hAnsi="Consolas" w:cs="Consolas"/>
-                <w:sz w:val="17"/>
-                <w:szCs w:val="17"/>
-              </w:rPr>
-              <w:t xml:space="preserve"> suppress path calls </w:t>
+              <w:t xml:space="preserve"> and its suppress path calls </w:t>
             </w:r>
             <w:proofErr w:type="spellStart"/>
             <w:r>
@@ -4853,7 +4918,6 @@
               <w:t xml:space="preserve"> for the full delta; Slate instead does one increment per TICK event and, in suppress, </w:t>
             </w:r>
             <w:proofErr w:type="spellStart"/>
-            <w:proofErr w:type="gramStart"/>
             <w:r>
               <w:rPr>
                 <w:rFonts w:ascii="Consolas" w:eastAsia="Consolas" w:hAnsi="Consolas" w:cs="Consolas"/>
@@ -4869,16 +4933,7 @@
                 <w:sz w:val="15"/>
                 <w:szCs w:val="15"/>
               </w:rPr>
-              <w:t>(</w:t>
-            </w:r>
-            <w:proofErr w:type="gramEnd"/>
-            <w:r>
-              <w:rPr>
-                <w:rFonts w:ascii="Consolas" w:eastAsia="Consolas" w:hAnsi="Consolas" w:cs="Consolas"/>
-                <w:sz w:val="15"/>
-                <w:szCs w:val="15"/>
-              </w:rPr>
-              <w:t>diff - 1)</w:t>
+              <w:t>(diff - 1)</w:t>
             </w:r>
             <w:r>
               <w:rPr>
@@ -4889,7 +4944,6 @@
               <w:t xml:space="preserve"> + one </w:t>
             </w:r>
             <w:proofErr w:type="spellStart"/>
-            <w:proofErr w:type="gramStart"/>
             <w:r>
               <w:rPr>
                 <w:rFonts w:ascii="Consolas" w:eastAsia="Consolas" w:hAnsi="Consolas" w:cs="Consolas"/>
@@ -4905,16 +4959,7 @@
                 <w:sz w:val="15"/>
                 <w:szCs w:val="15"/>
               </w:rPr>
-              <w:t>(</w:t>
-            </w:r>
-            <w:proofErr w:type="gramEnd"/>
-            <w:r>
-              <w:rPr>
-                <w:rFonts w:ascii="Consolas" w:eastAsia="Consolas" w:hAnsi="Consolas" w:cs="Consolas"/>
-                <w:sz w:val="15"/>
-                <w:szCs w:val="15"/>
-              </w:rPr>
-              <w:t>)</w:t>
+              <w:t>()</w:t>
             </w:r>
             <w:r>
               <w:rPr>
@@ -4975,7 +5020,6 @@
               <w:t xml:space="preserve">, 24-bit COUNTER wrap, and </w:t>
             </w:r>
             <w:proofErr w:type="spellStart"/>
-            <w:proofErr w:type="gramStart"/>
             <w:r>
               <w:rPr>
                 <w:rFonts w:ascii="Consolas" w:eastAsia="Consolas" w:hAnsi="Consolas" w:cs="Consolas"/>
@@ -4991,16 +5035,7 @@
                 <w:sz w:val="15"/>
                 <w:szCs w:val="15"/>
               </w:rPr>
-              <w:t>(</w:t>
-            </w:r>
-            <w:proofErr w:type="gramEnd"/>
-            <w:r>
-              <w:rPr>
-                <w:rFonts w:ascii="Consolas" w:eastAsia="Consolas" w:hAnsi="Consolas" w:cs="Consolas"/>
-                <w:sz w:val="15"/>
-                <w:szCs w:val="15"/>
-              </w:rPr>
-              <w:t xml:space="preserve">) == </w:t>
+              <w:t xml:space="preserve">() == </w:t>
             </w:r>
             <w:proofErr w:type="spellStart"/>
             <w:r>
@@ -5256,6 +5291,9 @@
         <w:t>I-4 — Convert remaining local UI screens to readable scaled text</w:t>
       </w:r>
       <w:bookmarkEnd w:id="8"/>
+      <w:r>
+        <w:t xml:space="preserve"> - DONE</w:t>
+      </w:r>
     </w:p>
     <w:tbl>
       <w:tblPr>
@@ -5769,47 +5807,16 @@
                 <w:sz w:val="17"/>
                 <w:szCs w:val="17"/>
               </w:rPr>
-              <w:t xml:space="preserve">2. Respect the font-0 limitation (codepoints </w:t>
-            </w:r>
-            <w:proofErr w:type="gramStart"/>
-            <w:r>
-              <w:rPr>
-                <w:rFonts w:ascii="Consolas" w:eastAsia="Consolas" w:hAnsi="Consolas" w:cs="Consolas"/>
-                <w:color w:val="00B050"/>
-                <w:sz w:val="17"/>
-                <w:szCs w:val="17"/>
-              </w:rPr>
-              <w:t>45..</w:t>
-            </w:r>
-            <w:proofErr w:type="gramEnd"/>
-            <w:r>
-              <w:rPr>
-                <w:rFonts w:ascii="Consolas" w:eastAsia="Consolas" w:hAnsi="Consolas" w:cs="Consolas"/>
-                <w:color w:val="00B050"/>
-                <w:sz w:val="17"/>
-                <w:szCs w:val="17"/>
-              </w:rPr>
-              <w:t xml:space="preserve">58 — digits plus </w:t>
-            </w:r>
-            <w:proofErr w:type="gramStart"/>
-            <w:r>
-              <w:rPr>
-                <w:rFonts w:ascii="Consolas" w:eastAsia="Consolas" w:hAnsi="Consolas" w:cs="Consolas"/>
-                <w:color w:val="00B050"/>
-                <w:sz w:val="15"/>
-                <w:szCs w:val="15"/>
-              </w:rPr>
-              <w:t>-./</w:t>
-            </w:r>
-            <w:proofErr w:type="gramEnd"/>
-            <w:r>
-              <w:rPr>
-                <w:rFonts w:ascii="Consolas" w:eastAsia="Consolas" w:hAnsi="Consolas" w:cs="Consolas"/>
-                <w:color w:val="00B050"/>
-                <w:sz w:val="15"/>
-                <w:szCs w:val="15"/>
-              </w:rPr>
-              <w:t>:</w:t>
+              <w:t xml:space="preserve">2. Respect the font-0 limitation (codepoints 45..58 — digits plus </w:t>
+            </w:r>
+            <w:r>
+              <w:rPr>
+                <w:rFonts w:ascii="Consolas" w:eastAsia="Consolas" w:hAnsi="Consolas" w:cs="Consolas"/>
+                <w:color w:val="00B050"/>
+                <w:sz w:val="15"/>
+                <w:szCs w:val="15"/>
+              </w:rPr>
+              <w:t>-./:</w:t>
             </w:r>
             <w:r>
               <w:rPr>
@@ -5839,7 +5846,6 @@
               <w:t xml:space="preserve">3. Keep </w:t>
             </w:r>
             <w:proofErr w:type="spellStart"/>
-            <w:proofErr w:type="gramStart"/>
             <w:r>
               <w:rPr>
                 <w:rFonts w:ascii="Consolas" w:eastAsia="Consolas" w:hAnsi="Consolas" w:cs="Consolas"/>
@@ -5857,17 +5863,7 @@
                 <w:sz w:val="15"/>
                 <w:szCs w:val="15"/>
               </w:rPr>
-              <w:t>::</w:t>
-            </w:r>
-            <w:proofErr w:type="gramEnd"/>
-            <w:r>
-              <w:rPr>
-                <w:rFonts w:ascii="Consolas" w:eastAsia="Consolas" w:hAnsi="Consolas" w:cs="Consolas"/>
-                <w:color w:val="00B050"/>
-                <w:sz w:val="15"/>
-                <w:szCs w:val="15"/>
-              </w:rPr>
-              <w:t>op</w:t>
+              <w:t>::op</w:t>
             </w:r>
             <w:r>
               <w:rPr>
@@ -5934,25 +5930,14 @@
               </w:rPr>
               <w:t>4. Check the display-list size budget: builders write into a caller-provided buffer and return 0 on overflow (</w:t>
             </w:r>
-            <w:proofErr w:type="gramStart"/>
-            <w:r>
-              <w:rPr>
-                <w:rFonts w:ascii="Consolas" w:eastAsia="Consolas" w:hAnsi="Consolas" w:cs="Consolas"/>
-                <w:color w:val="00B050"/>
-                <w:sz w:val="15"/>
-                <w:szCs w:val="15"/>
-              </w:rPr>
-              <w:t>W::</w:t>
-            </w:r>
-            <w:proofErr w:type="gramEnd"/>
-            <w:r>
-              <w:rPr>
-                <w:rFonts w:ascii="Consolas" w:eastAsia="Consolas" w:hAnsi="Consolas" w:cs="Consolas"/>
-                <w:color w:val="00B050"/>
-                <w:sz w:val="15"/>
-                <w:szCs w:val="15"/>
-              </w:rPr>
-              <w:t>ok</w:t>
+            <w:r>
+              <w:rPr>
+                <w:rFonts w:ascii="Consolas" w:eastAsia="Consolas" w:hAnsi="Consolas" w:cs="Consolas"/>
+                <w:color w:val="00B050"/>
+                <w:sz w:val="15"/>
+                <w:szCs w:val="15"/>
+              </w:rPr>
+              <w:t>W::ok</w:t>
             </w:r>
             <w:r>
               <w:rPr>
@@ -6053,6 +6038,9 @@
         <w:t>I-5 — Battery percent shows 0 while charging</w:t>
       </w:r>
       <w:bookmarkEnd w:id="9"/>
+      <w:r>
+        <w:t xml:space="preserve"> - DONE</w:t>
+      </w:r>
     </w:p>
     <w:tbl>
       <w:tblPr>
@@ -6284,7 +6272,6 @@
               <w:t xml:space="preserve"> samples once in </w:t>
             </w:r>
             <w:proofErr w:type="spellStart"/>
-            <w:proofErr w:type="gramStart"/>
             <w:r>
               <w:rPr>
                 <w:rFonts w:ascii="Consolas" w:eastAsia="Consolas" w:hAnsi="Consolas" w:cs="Consolas"/>
@@ -6302,17 +6289,7 @@
                 <w:sz w:val="15"/>
                 <w:szCs w:val="15"/>
               </w:rPr>
-              <w:t>(</w:t>
-            </w:r>
-            <w:proofErr w:type="gramEnd"/>
-            <w:r>
-              <w:rPr>
-                <w:rFonts w:ascii="Consolas" w:eastAsia="Consolas" w:hAnsi="Consolas" w:cs="Consolas"/>
-                <w:color w:val="00B050"/>
-                <w:sz w:val="15"/>
-                <w:szCs w:val="15"/>
-              </w:rPr>
-              <w:t>)</w:t>
+              <w:t>()</w:t>
             </w:r>
             <w:r>
               <w:rPr>
@@ -6389,37 +6366,17 @@
                 <w:sz w:val="15"/>
                 <w:szCs w:val="15"/>
               </w:rPr>
-              <w:t>sample_</w:t>
-            </w:r>
-            <w:proofErr w:type="gramStart"/>
-            <w:r>
-              <w:rPr>
-                <w:rFonts w:ascii="Consolas" w:eastAsia="Consolas" w:hAnsi="Consolas" w:cs="Consolas"/>
-                <w:color w:val="00B050"/>
-                <w:sz w:val="15"/>
-                <w:szCs w:val="15"/>
-              </w:rPr>
-              <w:t>valid</w:t>
-            </w:r>
-            <w:proofErr w:type="spellEnd"/>
-            <w:r>
-              <w:rPr>
-                <w:rFonts w:ascii="Consolas" w:eastAsia="Consolas" w:hAnsi="Consolas" w:cs="Consolas"/>
-                <w:color w:val="00B050"/>
-                <w:sz w:val="15"/>
-                <w:szCs w:val="15"/>
-              </w:rPr>
-              <w:t>(</w:t>
-            </w:r>
-            <w:proofErr w:type="gramEnd"/>
-            <w:r>
-              <w:rPr>
-                <w:rFonts w:ascii="Consolas" w:eastAsia="Consolas" w:hAnsi="Consolas" w:cs="Consolas"/>
-                <w:color w:val="00B050"/>
-                <w:sz w:val="15"/>
-                <w:szCs w:val="15"/>
-              </w:rPr>
-              <w:t>)</w:t>
+              <w:t>sample_valid</w:t>
+            </w:r>
+            <w:proofErr w:type="spellEnd"/>
+            <w:r>
+              <w:rPr>
+                <w:rFonts w:ascii="Consolas" w:eastAsia="Consolas" w:hAnsi="Consolas" w:cs="Consolas"/>
+                <w:color w:val="00B050"/>
+                <w:sz w:val="15"/>
+                <w:szCs w:val="15"/>
+              </w:rPr>
+              <w:t>()</w:t>
             </w:r>
             <w:r>
               <w:rPr>
@@ -6597,7 +6554,6 @@
               </w:rPr>
               <w:t xml:space="preserve"> (charging-pin GPIOTE toggle) as well as on a periodic timer. Add an immediate </w:t>
             </w:r>
-            <w:proofErr w:type="gramStart"/>
             <w:r>
               <w:rPr>
                 <w:rFonts w:ascii="Consolas" w:eastAsia="Consolas" w:hAnsi="Consolas" w:cs="Consolas"/>
@@ -6608,45 +6564,24 @@
               <w:t>power::</w:t>
             </w:r>
             <w:proofErr w:type="spellStart"/>
-            <w:proofErr w:type="gramEnd"/>
-            <w:r>
-              <w:rPr>
-                <w:rFonts w:ascii="Consolas" w:eastAsia="Consolas" w:hAnsi="Consolas" w:cs="Consolas"/>
-                <w:color w:val="00B050"/>
-                <w:sz w:val="15"/>
-                <w:szCs w:val="15"/>
-              </w:rPr>
-              <w:t>sample_battery_</w:t>
-            </w:r>
-            <w:proofErr w:type="gramStart"/>
-            <w:r>
-              <w:rPr>
-                <w:rFonts w:ascii="Consolas" w:eastAsia="Consolas" w:hAnsi="Consolas" w:cs="Consolas"/>
-                <w:color w:val="00B050"/>
-                <w:sz w:val="15"/>
-                <w:szCs w:val="15"/>
-              </w:rPr>
-              <w:t>adc</w:t>
-            </w:r>
-            <w:proofErr w:type="spellEnd"/>
-            <w:r>
-              <w:rPr>
-                <w:rFonts w:ascii="Consolas" w:eastAsia="Consolas" w:hAnsi="Consolas" w:cs="Consolas"/>
-                <w:color w:val="00B050"/>
-                <w:sz w:val="15"/>
-                <w:szCs w:val="15"/>
-              </w:rPr>
-              <w:t>(</w:t>
-            </w:r>
-            <w:proofErr w:type="gramEnd"/>
-            <w:r>
-              <w:rPr>
-                <w:rFonts w:ascii="Consolas" w:eastAsia="Consolas" w:hAnsi="Consolas" w:cs="Consolas"/>
-                <w:color w:val="00B050"/>
-                <w:sz w:val="15"/>
-                <w:szCs w:val="15"/>
-              </w:rPr>
-              <w:t>)</w:t>
+            <w:r>
+              <w:rPr>
+                <w:rFonts w:ascii="Consolas" w:eastAsia="Consolas" w:hAnsi="Consolas" w:cs="Consolas"/>
+                <w:color w:val="00B050"/>
+                <w:sz w:val="15"/>
+                <w:szCs w:val="15"/>
+              </w:rPr>
+              <w:t>sample_battery_adc</w:t>
+            </w:r>
+            <w:proofErr w:type="spellEnd"/>
+            <w:r>
+              <w:rPr>
+                <w:rFonts w:ascii="Consolas" w:eastAsia="Consolas" w:hAnsi="Consolas" w:cs="Consolas"/>
+                <w:color w:val="00B050"/>
+                <w:sz w:val="15"/>
+                <w:szCs w:val="15"/>
+              </w:rPr>
+              <w:t>()</w:t>
             </w:r>
             <w:r>
               <w:rPr>
@@ -6665,17 +6600,7 @@
                 <w:sz w:val="15"/>
                 <w:szCs w:val="15"/>
               </w:rPr>
-              <w:t>battery_</w:t>
-            </w:r>
-            <w:proofErr w:type="gramStart"/>
-            <w:r>
-              <w:rPr>
-                <w:rFonts w:ascii="Consolas" w:eastAsia="Consolas" w:hAnsi="Consolas" w:cs="Consolas"/>
-                <w:color w:val="00B050"/>
-                <w:sz w:val="15"/>
-                <w:szCs w:val="15"/>
-              </w:rPr>
-              <w:t>hw</w:t>
+              <w:t>battery_hw</w:t>
             </w:r>
             <w:proofErr w:type="spellEnd"/>
             <w:r>
@@ -6688,45 +6613,24 @@
               <w:t>::</w:t>
             </w:r>
             <w:proofErr w:type="spellStart"/>
-            <w:proofErr w:type="gramEnd"/>
-            <w:r>
-              <w:rPr>
-                <w:rFonts w:ascii="Consolas" w:eastAsia="Consolas" w:hAnsi="Consolas" w:cs="Consolas"/>
-                <w:color w:val="00B050"/>
-                <w:sz w:val="15"/>
-                <w:szCs w:val="15"/>
-              </w:rPr>
-              <w:t>set_adc_</w:t>
-            </w:r>
-            <w:proofErr w:type="gramStart"/>
-            <w:r>
-              <w:rPr>
-                <w:rFonts w:ascii="Consolas" w:eastAsia="Consolas" w:hAnsi="Consolas" w:cs="Consolas"/>
-                <w:color w:val="00B050"/>
-                <w:sz w:val="15"/>
-                <w:szCs w:val="15"/>
-              </w:rPr>
-              <w:t>raw</w:t>
-            </w:r>
-            <w:proofErr w:type="spellEnd"/>
-            <w:r>
-              <w:rPr>
-                <w:rFonts w:ascii="Consolas" w:eastAsia="Consolas" w:hAnsi="Consolas" w:cs="Consolas"/>
-                <w:color w:val="00B050"/>
-                <w:sz w:val="15"/>
-                <w:szCs w:val="15"/>
-              </w:rPr>
-              <w:t>(</w:t>
-            </w:r>
-            <w:proofErr w:type="gramEnd"/>
-            <w:r>
-              <w:rPr>
-                <w:rFonts w:ascii="Consolas" w:eastAsia="Consolas" w:hAnsi="Consolas" w:cs="Consolas"/>
-                <w:color w:val="00B050"/>
-                <w:sz w:val="15"/>
-                <w:szCs w:val="15"/>
-              </w:rPr>
-              <w:t>)</w:t>
+            <w:r>
+              <w:rPr>
+                <w:rFonts w:ascii="Consolas" w:eastAsia="Consolas" w:hAnsi="Consolas" w:cs="Consolas"/>
+                <w:color w:val="00B050"/>
+                <w:sz w:val="15"/>
+                <w:szCs w:val="15"/>
+              </w:rPr>
+              <w:t>set_adc_raw</w:t>
+            </w:r>
+            <w:proofErr w:type="spellEnd"/>
+            <w:r>
+              <w:rPr>
+                <w:rFonts w:ascii="Consolas" w:eastAsia="Consolas" w:hAnsi="Consolas" w:cs="Consolas"/>
+                <w:color w:val="00B050"/>
+                <w:sz w:val="15"/>
+                <w:szCs w:val="15"/>
+              </w:rPr>
+              <w:t>()</w:t>
             </w:r>
             <w:r>
               <w:rPr>
@@ -6744,58 +6648,27 @@
                 <w:sz w:val="15"/>
                 <w:szCs w:val="15"/>
               </w:rPr>
-              <w:t xml:space="preserve">local_core.cpp </w:t>
-            </w:r>
-            <w:proofErr w:type="gramStart"/>
-            <w:r>
-              <w:rPr>
-                <w:rFonts w:ascii="Consolas" w:eastAsia="Consolas" w:hAnsi="Consolas" w:cs="Consolas"/>
-                <w:color w:val="00B050"/>
-                <w:sz w:val="15"/>
-                <w:szCs w:val="15"/>
-              </w:rPr>
-              <w:t>Core::</w:t>
-            </w:r>
-            <w:proofErr w:type="spellStart"/>
-            <w:proofErr w:type="gramEnd"/>
-            <w:r>
-              <w:rPr>
-                <w:rFonts w:ascii="Consolas" w:eastAsia="Consolas" w:hAnsi="Consolas" w:cs="Consolas"/>
-                <w:color w:val="00B050"/>
-                <w:sz w:val="15"/>
-                <w:szCs w:val="15"/>
-              </w:rPr>
-              <w:t>poll_</w:t>
-            </w:r>
-            <w:proofErr w:type="gramStart"/>
-            <w:r>
-              <w:rPr>
-                <w:rFonts w:ascii="Consolas" w:eastAsia="Consolas" w:hAnsi="Consolas" w:cs="Consolas"/>
-                <w:color w:val="00B050"/>
-                <w:sz w:val="15"/>
-                <w:szCs w:val="15"/>
-              </w:rPr>
-              <w:t>battery</w:t>
-            </w:r>
-            <w:proofErr w:type="spellEnd"/>
-            <w:r>
-              <w:rPr>
-                <w:rFonts w:ascii="Consolas" w:eastAsia="Consolas" w:hAnsi="Consolas" w:cs="Consolas"/>
-                <w:color w:val="00B050"/>
-                <w:sz w:val="15"/>
-                <w:szCs w:val="15"/>
-              </w:rPr>
-              <w:t>(</w:t>
-            </w:r>
-            <w:proofErr w:type="gramEnd"/>
-            <w:r>
-              <w:rPr>
-                <w:rFonts w:ascii="Consolas" w:eastAsia="Consolas" w:hAnsi="Consolas" w:cs="Consolas"/>
-                <w:color w:val="00B050"/>
-                <w:sz w:val="15"/>
-                <w:szCs w:val="15"/>
-              </w:rPr>
-              <w:t>)</w:t>
+              <w:t>local_core.cpp Core::</w:t>
+            </w:r>
+            <w:proofErr w:type="spellStart"/>
+            <w:r>
+              <w:rPr>
+                <w:rFonts w:ascii="Consolas" w:eastAsia="Consolas" w:hAnsi="Consolas" w:cs="Consolas"/>
+                <w:color w:val="00B050"/>
+                <w:sz w:val="15"/>
+                <w:szCs w:val="15"/>
+              </w:rPr>
+              <w:t>poll_battery</w:t>
+            </w:r>
+            <w:proofErr w:type="spellEnd"/>
+            <w:r>
+              <w:rPr>
+                <w:rFonts w:ascii="Consolas" w:eastAsia="Consolas" w:hAnsi="Consolas" w:cs="Consolas"/>
+                <w:color w:val="00B050"/>
+                <w:sz w:val="15"/>
+                <w:szCs w:val="15"/>
+              </w:rPr>
+              <w:t>()</w:t>
             </w:r>
             <w:r>
               <w:rPr>
@@ -6807,7 +6680,6 @@
               <w:t xml:space="preserve"> detects </w:t>
             </w:r>
             <w:proofErr w:type="spellStart"/>
-            <w:proofErr w:type="gramStart"/>
             <w:r>
               <w:rPr>
                 <w:rFonts w:ascii="Consolas" w:eastAsia="Consolas" w:hAnsi="Consolas" w:cs="Consolas"/>
@@ -6825,17 +6697,7 @@
                 <w:sz w:val="15"/>
                 <w:szCs w:val="15"/>
               </w:rPr>
-              <w:t xml:space="preserve"> !</w:t>
-            </w:r>
-            <w:proofErr w:type="gramEnd"/>
-            <w:r>
-              <w:rPr>
-                <w:rFonts w:ascii="Consolas" w:eastAsia="Consolas" w:hAnsi="Consolas" w:cs="Consolas"/>
-                <w:color w:val="00B050"/>
-                <w:sz w:val="15"/>
-                <w:szCs w:val="15"/>
-              </w:rPr>
-              <w:t>= was</w:t>
+              <w:t xml:space="preserve"> != was</w:t>
             </w:r>
             <w:r>
               <w:rPr>
@@ -6942,25 +6804,14 @@
               </w:rPr>
               <w:t xml:space="preserve"> Give </w:t>
             </w:r>
-            <w:proofErr w:type="gramStart"/>
-            <w:r>
-              <w:rPr>
-                <w:rFonts w:ascii="Consolas" w:eastAsia="Consolas" w:hAnsi="Consolas" w:cs="Consolas"/>
-                <w:color w:val="00B050"/>
-                <w:sz w:val="15"/>
-                <w:szCs w:val="15"/>
-              </w:rPr>
-              <w:t>battery::percent(</w:t>
-            </w:r>
-            <w:proofErr w:type="gramEnd"/>
-            <w:r>
-              <w:rPr>
-                <w:rFonts w:ascii="Consolas" w:eastAsia="Consolas" w:hAnsi="Consolas" w:cs="Consolas"/>
-                <w:color w:val="00B050"/>
-                <w:sz w:val="15"/>
-                <w:szCs w:val="15"/>
-              </w:rPr>
-              <w:t>)</w:t>
+            <w:r>
+              <w:rPr>
+                <w:rFonts w:ascii="Consolas" w:eastAsia="Consolas" w:hAnsi="Consolas" w:cs="Consolas"/>
+                <w:color w:val="00B050"/>
+                <w:sz w:val="15"/>
+                <w:szCs w:val="15"/>
+              </w:rPr>
+              <w:t>battery::percent()</w:t>
             </w:r>
             <w:r>
               <w:rPr>
@@ -6997,37 +6848,17 @@
                 <w:sz w:val="15"/>
                 <w:szCs w:val="15"/>
               </w:rPr>
-              <w:t>percent_</w:t>
-            </w:r>
-            <w:proofErr w:type="gramStart"/>
-            <w:r>
-              <w:rPr>
-                <w:rFonts w:ascii="Consolas" w:eastAsia="Consolas" w:hAnsi="Consolas" w:cs="Consolas"/>
-                <w:color w:val="00B050"/>
-                <w:sz w:val="15"/>
-                <w:szCs w:val="15"/>
-              </w:rPr>
-              <w:t>valid</w:t>
-            </w:r>
-            <w:proofErr w:type="spellEnd"/>
-            <w:r>
-              <w:rPr>
-                <w:rFonts w:ascii="Consolas" w:eastAsia="Consolas" w:hAnsi="Consolas" w:cs="Consolas"/>
-                <w:color w:val="00B050"/>
-                <w:sz w:val="15"/>
-                <w:szCs w:val="15"/>
-              </w:rPr>
-              <w:t>(</w:t>
-            </w:r>
-            <w:proofErr w:type="gramEnd"/>
-            <w:r>
-              <w:rPr>
-                <w:rFonts w:ascii="Consolas" w:eastAsia="Consolas" w:hAnsi="Consolas" w:cs="Consolas"/>
-                <w:color w:val="00B050"/>
-                <w:sz w:val="15"/>
-                <w:szCs w:val="15"/>
-              </w:rPr>
-              <w:t>)</w:t>
+              <w:t>percent_valid</w:t>
+            </w:r>
+            <w:proofErr w:type="spellEnd"/>
+            <w:r>
+              <w:rPr>
+                <w:rFonts w:ascii="Consolas" w:eastAsia="Consolas" w:hAnsi="Consolas" w:cs="Consolas"/>
+                <w:color w:val="00B050"/>
+                <w:sz w:val="15"/>
+                <w:szCs w:val="15"/>
+              </w:rPr>
+              <w:t>()</w:t>
             </w:r>
             <w:r>
               <w:rPr>
@@ -7291,6 +7122,9 @@
         <w:t>I-6 — IMAGE_OK confirm vs the single BLE connection slot</w:t>
       </w:r>
       <w:bookmarkEnd w:id="10"/>
+      <w:r>
+        <w:t xml:space="preserve"> - DONE</w:t>
+      </w:r>
     </w:p>
     <w:tbl>
       <w:tblPr>
@@ -7822,7 +7656,6 @@
               </w:rPr>
               <w:t xml:space="preserve"> from </w:t>
             </w:r>
-            <w:proofErr w:type="gramStart"/>
             <w:r>
               <w:rPr>
                 <w:rFonts w:ascii="Consolas" w:eastAsia="Consolas" w:hAnsi="Consolas" w:cs="Consolas"/>
@@ -7833,45 +7666,24 @@
               <w:t>boot::</w:t>
             </w:r>
             <w:proofErr w:type="spellStart"/>
-            <w:proofErr w:type="gramEnd"/>
-            <w:r>
-              <w:rPr>
-                <w:rFonts w:ascii="Consolas" w:eastAsia="Consolas" w:hAnsi="Consolas" w:cs="Consolas"/>
-                <w:color w:val="00B050"/>
-                <w:sz w:val="15"/>
-                <w:szCs w:val="15"/>
-              </w:rPr>
-              <w:t>needs_</w:t>
-            </w:r>
-            <w:proofErr w:type="gramStart"/>
-            <w:r>
-              <w:rPr>
-                <w:rFonts w:ascii="Consolas" w:eastAsia="Consolas" w:hAnsi="Consolas" w:cs="Consolas"/>
-                <w:color w:val="00B050"/>
-                <w:sz w:val="15"/>
-                <w:szCs w:val="15"/>
-              </w:rPr>
-              <w:t>confirm</w:t>
-            </w:r>
-            <w:proofErr w:type="spellEnd"/>
-            <w:r>
-              <w:rPr>
-                <w:rFonts w:ascii="Consolas" w:eastAsia="Consolas" w:hAnsi="Consolas" w:cs="Consolas"/>
-                <w:color w:val="00B050"/>
-                <w:sz w:val="15"/>
-                <w:szCs w:val="15"/>
-              </w:rPr>
-              <w:t>(</w:t>
-            </w:r>
-            <w:proofErr w:type="gramEnd"/>
-            <w:r>
-              <w:rPr>
-                <w:rFonts w:ascii="Consolas" w:eastAsia="Consolas" w:hAnsi="Consolas" w:cs="Consolas"/>
-                <w:color w:val="00B050"/>
-                <w:sz w:val="15"/>
-                <w:szCs w:val="15"/>
-              </w:rPr>
-              <w:t>)</w:t>
+            <w:r>
+              <w:rPr>
+                <w:rFonts w:ascii="Consolas" w:eastAsia="Consolas" w:hAnsi="Consolas" w:cs="Consolas"/>
+                <w:color w:val="00B050"/>
+                <w:sz w:val="15"/>
+                <w:szCs w:val="15"/>
+              </w:rPr>
+              <w:t>needs_confirm</w:t>
+            </w:r>
+            <w:proofErr w:type="spellEnd"/>
+            <w:r>
+              <w:rPr>
+                <w:rFonts w:ascii="Consolas" w:eastAsia="Consolas" w:hAnsi="Consolas" w:cs="Consolas"/>
+                <w:color w:val="00B050"/>
+                <w:sz w:val="15"/>
+                <w:szCs w:val="15"/>
+              </w:rPr>
+              <w:t>()</w:t>
             </w:r>
             <w:r>
               <w:rPr>
@@ -9720,7 +9532,6 @@
               <w:t xml:space="preserve"> </w:t>
             </w:r>
             <w:proofErr w:type="spellStart"/>
-            <w:proofErr w:type="gramStart"/>
             <w:r>
               <w:rPr>
                 <w:rFonts w:ascii="Consolas" w:eastAsia="Consolas" w:hAnsi="Consolas" w:cs="Consolas"/>
@@ -9736,16 +9547,7 @@
                 <w:sz w:val="15"/>
                 <w:szCs w:val="15"/>
               </w:rPr>
-              <w:t>::StartAdvertising(</w:t>
-            </w:r>
-            <w:proofErr w:type="gramEnd"/>
-            <w:r>
-              <w:rPr>
-                <w:rFonts w:ascii="Consolas" w:eastAsia="Consolas" w:hAnsi="Consolas" w:cs="Consolas"/>
-                <w:sz w:val="15"/>
-                <w:szCs w:val="15"/>
-              </w:rPr>
-              <w:t>)</w:t>
+              <w:t>::StartAdvertising()</w:t>
             </w:r>
             <w:r>
               <w:rPr>
@@ -9880,7 +9682,6 @@
               <w:t>event-&gt;</w:t>
             </w:r>
             <w:proofErr w:type="spellStart"/>
-            <w:proofErr w:type="gramStart"/>
             <w:r>
               <w:rPr>
                 <w:rFonts w:ascii="Consolas" w:eastAsia="Consolas" w:hAnsi="Consolas" w:cs="Consolas"/>
@@ -9896,16 +9697,7 @@
                 <w:sz w:val="15"/>
                 <w:szCs w:val="15"/>
               </w:rPr>
-              <w:t xml:space="preserve"> !=</w:t>
-            </w:r>
-            <w:proofErr w:type="gramEnd"/>
-            <w:r>
-              <w:rPr>
-                <w:rFonts w:ascii="Consolas" w:eastAsia="Consolas" w:hAnsi="Consolas" w:cs="Consolas"/>
-                <w:sz w:val="15"/>
-                <w:szCs w:val="15"/>
-              </w:rPr>
-              <w:t xml:space="preserve"> 0</w:t>
+              <w:t xml:space="preserve"> != 0</w:t>
             </w:r>
             <w:r>
               <w:rPr>
@@ -10044,7 +9836,6 @@
               <w:t xml:space="preserve"> </w:t>
             </w:r>
             <w:proofErr w:type="spellStart"/>
-            <w:proofErr w:type="gramStart"/>
             <w:r>
               <w:rPr>
                 <w:rFonts w:ascii="Consolas" w:eastAsia="Consolas" w:hAnsi="Consolas" w:cs="Consolas"/>
@@ -10054,7 +9845,6 @@
               <w:t>watchdog.Setup</w:t>
             </w:r>
             <w:proofErr w:type="spellEnd"/>
-            <w:proofErr w:type="gramEnd"/>
             <w:r>
               <w:rPr>
                 <w:rFonts w:ascii="Consolas" w:eastAsia="Consolas" w:hAnsi="Consolas" w:cs="Consolas"/>
@@ -10064,7 +9854,6 @@
               <w:t xml:space="preserve">(7, </w:t>
             </w:r>
             <w:proofErr w:type="spellStart"/>
-            <w:proofErr w:type="gramStart"/>
             <w:r>
               <w:rPr>
                 <w:rFonts w:ascii="Consolas" w:eastAsia="Consolas" w:hAnsi="Consolas" w:cs="Consolas"/>
@@ -10080,19 +9869,9 @@
                 <w:sz w:val="15"/>
                 <w:szCs w:val="15"/>
               </w:rPr>
-              <w:t>::</w:t>
-            </w:r>
-            <w:proofErr w:type="gramEnd"/>
-            <w:r>
-              <w:rPr>
-                <w:rFonts w:ascii="Consolas" w:eastAsia="Consolas" w:hAnsi="Consolas" w:cs="Consolas"/>
-                <w:sz w:val="15"/>
-                <w:szCs w:val="15"/>
-              </w:rPr>
-              <w:t xml:space="preserve">Run, </w:t>
-            </w:r>
-            <w:proofErr w:type="spellStart"/>
-            <w:proofErr w:type="gramStart"/>
+              <w:t xml:space="preserve">::Run, </w:t>
+            </w:r>
+            <w:proofErr w:type="spellStart"/>
             <w:r>
               <w:rPr>
                 <w:rFonts w:ascii="Consolas" w:eastAsia="Consolas" w:hAnsi="Consolas" w:cs="Consolas"/>
@@ -10108,16 +9887,7 @@
                 <w:sz w:val="15"/>
                 <w:szCs w:val="15"/>
               </w:rPr>
-              <w:t>::</w:t>
-            </w:r>
-            <w:proofErr w:type="gramEnd"/>
-            <w:r>
-              <w:rPr>
-                <w:rFonts w:ascii="Consolas" w:eastAsia="Consolas" w:hAnsi="Consolas" w:cs="Consolas"/>
-                <w:sz w:val="15"/>
-                <w:szCs w:val="15"/>
-              </w:rPr>
-              <w:t>Pause)</w:t>
+              <w:t>::Pause)</w:t>
             </w:r>
             <w:r>
               <w:rPr>
@@ -10146,7 +9916,6 @@
               <w:t xml:space="preserve"> cadence in </w:t>
             </w:r>
             <w:proofErr w:type="spellStart"/>
-            <w:proofErr w:type="gramStart"/>
             <w:r>
               <w:rPr>
                 <w:rFonts w:ascii="Consolas" w:eastAsia="Consolas" w:hAnsi="Consolas" w:cs="Consolas"/>
@@ -10162,16 +9931,7 @@
                 <w:sz w:val="15"/>
                 <w:szCs w:val="15"/>
               </w:rPr>
-              <w:t>::</w:t>
-            </w:r>
-            <w:proofErr w:type="gramEnd"/>
-            <w:r>
-              <w:rPr>
-                <w:rFonts w:ascii="Consolas" w:eastAsia="Consolas" w:hAnsi="Consolas" w:cs="Consolas"/>
-                <w:sz w:val="15"/>
-                <w:szCs w:val="15"/>
-              </w:rPr>
-              <w:t>Work</w:t>
+              <w:t>::Work</w:t>
             </w:r>
             <w:r>
               <w:rPr>
@@ -10389,25 +10149,7 @@
                 <w:sz w:val="15"/>
                 <w:szCs w:val="15"/>
               </w:rPr>
-              <w:t xml:space="preserve">(); </w:t>
-            </w:r>
-            <w:proofErr w:type="gramStart"/>
-            <w:r>
-              <w:rPr>
-                <w:rFonts w:ascii="Consolas" w:eastAsia="Consolas" w:hAnsi="Consolas" w:cs="Consolas"/>
-                <w:sz w:val="15"/>
-                <w:szCs w:val="15"/>
-              </w:rPr>
-              <w:t>Disable(</w:t>
-            </w:r>
-            <w:proofErr w:type="gramEnd"/>
-            <w:r>
-              <w:rPr>
-                <w:rFonts w:ascii="Consolas" w:eastAsia="Consolas" w:hAnsi="Consolas" w:cs="Consolas"/>
-                <w:sz w:val="15"/>
-                <w:szCs w:val="15"/>
-              </w:rPr>
-              <w:t>)</w:t>
+              <w:t>(); Disable()</w:t>
             </w:r>
             <w:r>
               <w:rPr>
@@ -10436,7 +10178,6 @@
               <w:t xml:space="preserve"> sleep when the display sleeps (guarded by </w:t>
             </w:r>
             <w:proofErr w:type="spellStart"/>
-            <w:proofErr w:type="gramStart"/>
             <w:r>
               <w:rPr>
                 <w:rFonts w:ascii="Consolas" w:eastAsia="Consolas" w:hAnsi="Consolas" w:cs="Consolas"/>
@@ -10470,16 +10211,7 @@
                 <w:sz w:val="15"/>
                 <w:szCs w:val="15"/>
               </w:rPr>
-              <w:t>(</w:t>
-            </w:r>
-            <w:proofErr w:type="gramEnd"/>
-            <w:r>
-              <w:rPr>
-                <w:rFonts w:ascii="Consolas" w:eastAsia="Consolas" w:hAnsi="Consolas" w:cs="Consolas"/>
-                <w:sz w:val="15"/>
-                <w:szCs w:val="15"/>
-              </w:rPr>
-              <w:t>)</w:t>
+              <w:t>()</w:t>
             </w:r>
             <w:r>
               <w:rPr>
@@ -10623,25 +10355,7 @@
                 <w:sz w:val="17"/>
                 <w:szCs w:val="17"/>
               </w:rPr>
-              <w:t xml:space="preserve"> runs a CTS client + server with service discovery deferred ~3 s after </w:t>
-            </w:r>
-            <w:proofErr w:type="gramStart"/>
-            <w:r>
-              <w:rPr>
-                <w:rFonts w:ascii="Consolas" w:eastAsia="Consolas" w:hAnsi="Consolas" w:cs="Consolas"/>
-                <w:sz w:val="17"/>
-                <w:szCs w:val="17"/>
-              </w:rPr>
-              <w:t>connect</w:t>
-            </w:r>
-            <w:proofErr w:type="gramEnd"/>
-            <w:r>
-              <w:rPr>
-                <w:rFonts w:ascii="Consolas" w:eastAsia="Consolas" w:hAnsi="Consolas" w:cs="Consolas"/>
-                <w:sz w:val="17"/>
-                <w:szCs w:val="17"/>
-              </w:rPr>
-              <w:t xml:space="preserve"> (link I-12).</w:t>
+              <w:t xml:space="preserve"> runs a CTS client + server with service discovery deferred ~3 s after connect (link I-12).</w:t>
             </w:r>
           </w:p>
           <w:p>
@@ -10712,34 +10426,16 @@
                 <w:sz w:val="15"/>
                 <w:szCs w:val="15"/>
               </w:rPr>
-              <w:t>NVIC_</w:t>
-            </w:r>
-            <w:proofErr w:type="gramStart"/>
-            <w:r>
-              <w:rPr>
-                <w:rFonts w:ascii="Consolas" w:eastAsia="Consolas" w:hAnsi="Consolas" w:cs="Consolas"/>
-                <w:sz w:val="15"/>
-                <w:szCs w:val="15"/>
-              </w:rPr>
-              <w:t>SystemReset</w:t>
-            </w:r>
-            <w:proofErr w:type="spellEnd"/>
-            <w:r>
-              <w:rPr>
-                <w:rFonts w:ascii="Consolas" w:eastAsia="Consolas" w:hAnsi="Consolas" w:cs="Consolas"/>
-                <w:sz w:val="15"/>
-                <w:szCs w:val="15"/>
-              </w:rPr>
-              <w:t>(</w:t>
-            </w:r>
-            <w:proofErr w:type="gramEnd"/>
-            <w:r>
-              <w:rPr>
-                <w:rFonts w:ascii="Consolas" w:eastAsia="Consolas" w:hAnsi="Consolas" w:cs="Consolas"/>
-                <w:sz w:val="15"/>
-                <w:szCs w:val="15"/>
-              </w:rPr>
-              <w:t>)</w:t>
+              <w:t>NVIC_SystemReset</w:t>
+            </w:r>
+            <w:proofErr w:type="spellEnd"/>
+            <w:r>
+              <w:rPr>
+                <w:rFonts w:ascii="Consolas" w:eastAsia="Consolas" w:hAnsi="Consolas" w:cs="Consolas"/>
+                <w:sz w:val="15"/>
+                <w:szCs w:val="15"/>
+              </w:rPr>
+              <w:t>()</w:t>
             </w:r>
             <w:r>
               <w:rPr>
@@ -12016,23 +11712,13 @@
               </w:rPr>
               <w:t xml:space="preserve"> sequence then immediate </w:t>
             </w:r>
-            <w:proofErr w:type="gramStart"/>
-            <w:r>
-              <w:rPr>
-                <w:rFonts w:ascii="Consolas" w:eastAsia="Consolas" w:hAnsi="Consolas" w:cs="Consolas"/>
-                <w:sz w:val="15"/>
-                <w:szCs w:val="15"/>
-              </w:rPr>
-              <w:t>Disable(</w:t>
-            </w:r>
-            <w:proofErr w:type="gramEnd"/>
-            <w:r>
-              <w:rPr>
-                <w:rFonts w:ascii="Consolas" w:eastAsia="Consolas" w:hAnsi="Consolas" w:cs="Consolas"/>
-                <w:sz w:val="15"/>
-                <w:szCs w:val="15"/>
-              </w:rPr>
-              <w:t>)</w:t>
+            <w:r>
+              <w:rPr>
+                <w:rFonts w:ascii="Consolas" w:eastAsia="Consolas" w:hAnsi="Consolas" w:cs="Consolas"/>
+                <w:sz w:val="15"/>
+                <w:szCs w:val="15"/>
+              </w:rPr>
+              <w:t>Disable()</w:t>
             </w:r>
             <w:r>
               <w:rPr>
@@ -12088,7 +11774,6 @@
               <w:t>heartRateSensor.Disable</w:t>
             </w:r>
             <w:proofErr w:type="spellEnd"/>
-            <w:proofErr w:type="gramStart"/>
             <w:r>
               <w:rPr>
                 <w:rFonts w:ascii="Consolas" w:eastAsia="Consolas" w:hAnsi="Consolas" w:cs="Consolas"/>
@@ -12103,16 +11788,7 @@
                 <w:sz w:val="17"/>
                 <w:szCs w:val="17"/>
               </w:rPr>
-              <w:t>)</w:t>
-            </w:r>
-            <w:proofErr w:type="gramEnd"/>
-            <w:r>
-              <w:rPr>
-                <w:rFonts w:ascii="Consolas" w:eastAsia="Consolas" w:hAnsi="Consolas" w:cs="Consolas"/>
-                <w:sz w:val="17"/>
-                <w:szCs w:val="17"/>
-              </w:rPr>
-              <w:t xml:space="preserve">. The chip powers on enabled — </w:t>
+              <w:t xml:space="preserve">). The chip powers on enabled — </w:t>
             </w:r>
             <w:r>
               <w:rPr>
@@ -12129,34 +11805,16 @@
                 <w:sz w:val="15"/>
                 <w:szCs w:val="15"/>
               </w:rPr>
-              <w:t>hrs_</w:t>
-            </w:r>
-            <w:proofErr w:type="gramStart"/>
-            <w:r>
-              <w:rPr>
-                <w:rFonts w:ascii="Consolas" w:eastAsia="Consolas" w:hAnsi="Consolas" w:cs="Consolas"/>
-                <w:sz w:val="15"/>
-                <w:szCs w:val="15"/>
-              </w:rPr>
-              <w:t>sleep</w:t>
-            </w:r>
-            <w:proofErr w:type="spellEnd"/>
-            <w:r>
-              <w:rPr>
-                <w:rFonts w:ascii="Consolas" w:eastAsia="Consolas" w:hAnsi="Consolas" w:cs="Consolas"/>
-                <w:sz w:val="15"/>
-                <w:szCs w:val="15"/>
-              </w:rPr>
-              <w:t>(</w:t>
-            </w:r>
-            <w:proofErr w:type="gramEnd"/>
-            <w:r>
-              <w:rPr>
-                <w:rFonts w:ascii="Consolas" w:eastAsia="Consolas" w:hAnsi="Consolas" w:cs="Consolas"/>
-                <w:sz w:val="15"/>
-                <w:szCs w:val="15"/>
-              </w:rPr>
-              <w:t>)</w:t>
+              <w:t>hrs_sleep</w:t>
+            </w:r>
+            <w:proofErr w:type="spellEnd"/>
+            <w:r>
+              <w:rPr>
+                <w:rFonts w:ascii="Consolas" w:eastAsia="Consolas" w:hAnsi="Consolas" w:cs="Consolas"/>
+                <w:sz w:val="15"/>
+                <w:szCs w:val="15"/>
+              </w:rPr>
+              <w:t>()</w:t>
             </w:r>
             <w:r>
               <w:rPr>
@@ -12167,7 +11825,6 @@
               <w:t xml:space="preserve"> already sleeps it at boot; make the driver the single owner of that responsibility and redirect the ad-hoc sleep. All TWI ops through </w:t>
             </w:r>
             <w:proofErr w:type="spellStart"/>
-            <w:proofErr w:type="gramStart"/>
             <w:r>
               <w:rPr>
                 <w:rFonts w:ascii="Consolas" w:eastAsia="Consolas" w:hAnsi="Consolas" w:cs="Consolas"/>
@@ -12185,7 +11842,6 @@
               </w:rPr>
               <w:t>::</w:t>
             </w:r>
-            <w:proofErr w:type="gramEnd"/>
             <w:r>
               <w:rPr>
                 <w:rFonts w:ascii="Consolas" w:eastAsia="Consolas" w:hAnsi="Consolas" w:cs="Consolas"/>
@@ -12242,23 +11898,13 @@
               </w:rPr>
               <w:t xml:space="preserve"> defer the PPG algorithm — expose raw ALS/HRS readings and a stub </w:t>
             </w:r>
-            <w:proofErr w:type="gramStart"/>
-            <w:r>
-              <w:rPr>
-                <w:rFonts w:ascii="Consolas" w:eastAsia="Consolas" w:hAnsi="Consolas" w:cs="Consolas"/>
-                <w:sz w:val="15"/>
-                <w:szCs w:val="15"/>
-              </w:rPr>
-              <w:t>bpm(</w:t>
-            </w:r>
-            <w:proofErr w:type="gramEnd"/>
-            <w:r>
-              <w:rPr>
-                <w:rFonts w:ascii="Consolas" w:eastAsia="Consolas" w:hAnsi="Consolas" w:cs="Consolas"/>
-                <w:sz w:val="15"/>
-                <w:szCs w:val="15"/>
-              </w:rPr>
-              <w:t>)</w:t>
+            <w:r>
+              <w:rPr>
+                <w:rFonts w:ascii="Consolas" w:eastAsia="Consolas" w:hAnsi="Consolas" w:cs="Consolas"/>
+                <w:sz w:val="15"/>
+                <w:szCs w:val="15"/>
+              </w:rPr>
+              <w:t>bpm()</w:t>
             </w:r>
             <w:r>
               <w:rPr>
@@ -13971,7 +13617,6 @@
               </w:rPr>
               <w:t>.data</w:t>
             </w:r>
-            <w:proofErr w:type="gramStart"/>
             <w:r>
               <w:rPr>
                 <w:rFonts w:ascii="Consolas" w:eastAsia="Consolas" w:hAnsi="Consolas" w:cs="Consolas"/>
@@ -13998,7 +13643,6 @@
               <w:t>bss</w:t>
             </w:r>
             <w:proofErr w:type="spellEnd"/>
-            <w:proofErr w:type="gramEnd"/>
             <w:r>
               <w:rPr>
                 <w:rFonts w:ascii="Consolas" w:eastAsia="Consolas" w:hAnsi="Consolas" w:cs="Consolas"/>
@@ -14058,7 +13702,6 @@
               <w:t xml:space="preserve"> in debug builds, log </w:t>
             </w:r>
             <w:proofErr w:type="spellStart"/>
-            <w:proofErr w:type="gramStart"/>
             <w:r>
               <w:rPr>
                 <w:rFonts w:ascii="Consolas" w:eastAsia="Consolas" w:hAnsi="Consolas" w:cs="Consolas"/>
@@ -14074,16 +13717,7 @@
                 <w:sz w:val="15"/>
                 <w:szCs w:val="15"/>
               </w:rPr>
-              <w:t>(</w:t>
-            </w:r>
-            <w:proofErr w:type="gramEnd"/>
-            <w:r>
-              <w:rPr>
-                <w:rFonts w:ascii="Consolas" w:eastAsia="Consolas" w:hAnsi="Consolas" w:cs="Consolas"/>
-                <w:sz w:val="15"/>
-                <w:szCs w:val="15"/>
-              </w:rPr>
-              <w:t>)</w:t>
+              <w:t>()</w:t>
             </w:r>
             <w:r>
               <w:rPr>
@@ -14094,7 +13728,6 @@
               <w:t xml:space="preserve"> and each task's </w:t>
             </w:r>
             <w:proofErr w:type="spellStart"/>
-            <w:proofErr w:type="gramStart"/>
             <w:r>
               <w:rPr>
                 <w:rFonts w:ascii="Consolas" w:eastAsia="Consolas" w:hAnsi="Consolas" w:cs="Consolas"/>
@@ -14110,16 +13743,7 @@
                 <w:sz w:val="15"/>
                 <w:szCs w:val="15"/>
               </w:rPr>
-              <w:t>(</w:t>
-            </w:r>
-            <w:proofErr w:type="gramEnd"/>
-            <w:r>
-              <w:rPr>
-                <w:rFonts w:ascii="Consolas" w:eastAsia="Consolas" w:hAnsi="Consolas" w:cs="Consolas"/>
-                <w:sz w:val="15"/>
-                <w:szCs w:val="15"/>
-              </w:rPr>
-              <w:t>)</w:t>
+              <w:t>()</w:t>
             </w:r>
             <w:r>
               <w:rPr>
@@ -14238,16 +13862,7 @@
                 <w:sz w:val="15"/>
                 <w:szCs w:val="15"/>
               </w:rPr>
-              <w:t>boot_</w:t>
-            </w:r>
-            <w:proofErr w:type="gramStart"/>
-            <w:r>
-              <w:rPr>
-                <w:rFonts w:ascii="Consolas" w:eastAsia="Consolas" w:hAnsi="Consolas" w:cs="Consolas"/>
-                <w:sz w:val="15"/>
-                <w:szCs w:val="15"/>
-              </w:rPr>
-              <w:t>diag</w:t>
+              <w:t>boot_diag</w:t>
             </w:r>
             <w:proofErr w:type="spellEnd"/>
             <w:r>
@@ -14259,7 +13874,6 @@
               <w:t>::</w:t>
             </w:r>
             <w:proofErr w:type="spellStart"/>
-            <w:proofErr w:type="gramEnd"/>
             <w:r>
               <w:rPr>
                 <w:rFonts w:ascii="Consolas" w:eastAsia="Consolas" w:hAnsi="Consolas" w:cs="Consolas"/>
@@ -14296,7 +13910,6 @@
               <w:t xml:space="preserve"> visible rather than hanging forever; align semantics with </w:t>
             </w:r>
             <w:proofErr w:type="spellStart"/>
-            <w:proofErr w:type="gramStart"/>
             <w:r>
               <w:rPr>
                 <w:rFonts w:ascii="Consolas" w:eastAsia="Consolas" w:hAnsi="Consolas" w:cs="Consolas"/>
@@ -14315,7 +13928,6 @@
               <w:t>::</w:t>
             </w:r>
             <w:proofErr w:type="spellStart"/>
-            <w:proofErr w:type="gramEnd"/>
             <w:r>
               <w:rPr>
                 <w:rFonts w:ascii="Consolas" w:eastAsia="Consolas" w:hAnsi="Consolas" w:cs="Consolas"/>
@@ -14848,9 +14460,26 @@
         <w:rPr>
           <w:lang w:val="fr-FR"/>
         </w:rPr>
-        <w:t>I-16 — Multi-app BLE contention (Gadgetbridge et al.)</w:t>
+        <w:t>I-16 — Multi-app BLE contention (</w:t>
+      </w:r>
+      <w:proofErr w:type="spellStart"/>
+      <w:r>
+        <w:rPr>
+          <w:lang w:val="fr-FR"/>
+        </w:rPr>
+        <w:t>Gadgetbridge</w:t>
+      </w:r>
+      <w:proofErr w:type="spellEnd"/>
+      <w:r>
+        <w:rPr>
+          <w:lang w:val="fr-FR"/>
+        </w:rPr>
+        <w:t xml:space="preserve"> et al.)</w:t>
       </w:r>
       <w:bookmarkEnd w:id="20"/>
+      <w:r>
+        <w:t xml:space="preserve"> - DONE</w:t>
+      </w:r>
     </w:p>
     <w:tbl>
       <w:tblPr>
@@ -15675,6 +15304,9 @@
         <w:t xml:space="preserve"> host task (data race + stack risk)</w:t>
       </w:r>
       <w:bookmarkEnd w:id="22"/>
+      <w:r>
+        <w:t xml:space="preserve"> - DONE</w:t>
+      </w:r>
     </w:p>
     <w:tbl>
       <w:tblPr>
@@ -15946,7 +15578,6 @@
               </w:rPr>
               <w:t xml:space="preserve">) → </w:t>
             </w:r>
-            <w:proofErr w:type="gramStart"/>
             <w:r>
               <w:rPr>
                 <w:rFonts w:ascii="Consolas" w:eastAsia="Consolas" w:hAnsi="Consolas" w:cs="Consolas"/>
@@ -15957,7 +15588,6 @@
               <w:t>Link::</w:t>
             </w:r>
             <w:proofErr w:type="spellStart"/>
-            <w:proofErr w:type="gramEnd"/>
             <w:r>
               <w:rPr>
                 <w:rFonts w:ascii="Consolas" w:eastAsia="Consolas" w:hAnsi="Consolas" w:cs="Consolas"/>
@@ -16055,7 +15685,6 @@
               </w:rPr>
               <w:t xml:space="preserve">) → </w:t>
             </w:r>
-            <w:proofErr w:type="gramStart"/>
             <w:r>
               <w:rPr>
                 <w:rFonts w:ascii="Consolas" w:eastAsia="Consolas" w:hAnsi="Consolas" w:cs="Consolas"/>
@@ -16066,7 +15695,6 @@
               <w:t>session::Manager::</w:t>
             </w:r>
             <w:proofErr w:type="spellStart"/>
-            <w:proofErr w:type="gramEnd"/>
             <w:r>
               <w:rPr>
                 <w:rFonts w:ascii="Consolas" w:eastAsia="Consolas" w:hAnsi="Consolas" w:cs="Consolas"/>
@@ -16114,27 +15742,7 @@
                 <w:sz w:val="15"/>
                 <w:szCs w:val="15"/>
               </w:rPr>
-              <w:t>g_</w:t>
-            </w:r>
-            <w:proofErr w:type="gramStart"/>
-            <w:r>
-              <w:rPr>
-                <w:rFonts w:ascii="Consolas" w:eastAsia="Consolas" w:hAnsi="Consolas" w:cs="Consolas"/>
-                <w:color w:val="00B050"/>
-                <w:sz w:val="15"/>
-                <w:szCs w:val="15"/>
-              </w:rPr>
-              <w:t>interp.push</w:t>
-            </w:r>
-            <w:proofErr w:type="gramEnd"/>
-            <w:r>
-              <w:rPr>
-                <w:rFonts w:ascii="Consolas" w:eastAsia="Consolas" w:hAnsi="Consolas" w:cs="Consolas"/>
-                <w:color w:val="00B050"/>
-                <w:sz w:val="15"/>
-                <w:szCs w:val="15"/>
-              </w:rPr>
-              <w:t>_list</w:t>
+              <w:t>g_interp.push_list</w:t>
             </w:r>
             <w:proofErr w:type="spellEnd"/>
             <w:r>
@@ -16205,57 +15813,17 @@
                 <w:sz w:val="15"/>
                 <w:szCs w:val="15"/>
               </w:rPr>
-              <w:t>g_</w:t>
-            </w:r>
-            <w:proofErr w:type="gramStart"/>
-            <w:r>
-              <w:rPr>
-                <w:rFonts w:ascii="Consolas" w:eastAsia="Consolas" w:hAnsi="Consolas" w:cs="Consolas"/>
-                <w:color w:val="00B050"/>
-                <w:sz w:val="15"/>
-                <w:szCs w:val="15"/>
-              </w:rPr>
-              <w:t>core.show</w:t>
-            </w:r>
-            <w:proofErr w:type="gramEnd"/>
-            <w:r>
-              <w:rPr>
-                <w:rFonts w:ascii="Consolas" w:eastAsia="Consolas" w:hAnsi="Consolas" w:cs="Consolas"/>
-                <w:color w:val="00B050"/>
-                <w:sz w:val="15"/>
-                <w:szCs w:val="15"/>
-              </w:rPr>
-              <w:t>_</w:t>
-            </w:r>
-            <w:proofErr w:type="gramStart"/>
-            <w:r>
-              <w:rPr>
-                <w:rFonts w:ascii="Consolas" w:eastAsia="Consolas" w:hAnsi="Consolas" w:cs="Consolas"/>
-                <w:color w:val="00B050"/>
-                <w:sz w:val="15"/>
-                <w:szCs w:val="15"/>
-              </w:rPr>
-              <w:t>current</w:t>
-            </w:r>
-            <w:proofErr w:type="spellEnd"/>
-            <w:r>
-              <w:rPr>
-                <w:rFonts w:ascii="Consolas" w:eastAsia="Consolas" w:hAnsi="Consolas" w:cs="Consolas"/>
-                <w:color w:val="00B050"/>
-                <w:sz w:val="15"/>
-                <w:szCs w:val="15"/>
-              </w:rPr>
-              <w:t>(</w:t>
-            </w:r>
-            <w:proofErr w:type="gramEnd"/>
-            <w:r>
-              <w:rPr>
-                <w:rFonts w:ascii="Consolas" w:eastAsia="Consolas" w:hAnsi="Consolas" w:cs="Consolas"/>
-                <w:color w:val="00B050"/>
-                <w:sz w:val="15"/>
-                <w:szCs w:val="15"/>
-              </w:rPr>
-              <w:t>)</w:t>
+              <w:t>g_core.show_current</w:t>
+            </w:r>
+            <w:proofErr w:type="spellEnd"/>
+            <w:r>
+              <w:rPr>
+                <w:rFonts w:ascii="Consolas" w:eastAsia="Consolas" w:hAnsi="Consolas" w:cs="Consolas"/>
+                <w:color w:val="00B050"/>
+                <w:sz w:val="15"/>
+                <w:szCs w:val="15"/>
+              </w:rPr>
+              <w:t>()</w:t>
             </w:r>
             <w:r>
               <w:rPr>
@@ -16785,7 +16353,6 @@
               <w:t xml:space="preserve">2. RAM budget the queue against the 54 KiB gate: </w:t>
             </w:r>
             <w:proofErr w:type="spellStart"/>
-            <w:proofErr w:type="gramStart"/>
             <w:r>
               <w:rPr>
                 <w:rFonts w:ascii="Consolas" w:eastAsia="Consolas" w:hAnsi="Consolas" w:cs="Consolas"/>
@@ -16806,7 +16373,6 @@
               <w:t>::frame::</w:t>
             </w:r>
             <w:proofErr w:type="spellStart"/>
-            <w:proofErr w:type="gramEnd"/>
             <w:r>
               <w:rPr>
                 <w:rFonts w:ascii="Consolas" w:eastAsia="Consolas" w:hAnsi="Consolas" w:cs="Consolas"/>
@@ -16870,37 +16436,17 @@
                 <w:sz w:val="15"/>
                 <w:szCs w:val="15"/>
               </w:rPr>
-              <w:t>send_</w:t>
-            </w:r>
-            <w:proofErr w:type="gramStart"/>
-            <w:r>
-              <w:rPr>
-                <w:rFonts w:ascii="Consolas" w:eastAsia="Consolas" w:hAnsi="Consolas" w:cs="Consolas"/>
-                <w:color w:val="00B050"/>
-                <w:sz w:val="15"/>
-                <w:szCs w:val="15"/>
-              </w:rPr>
-              <w:t>credit</w:t>
-            </w:r>
-            <w:proofErr w:type="spellEnd"/>
-            <w:r>
-              <w:rPr>
-                <w:rFonts w:ascii="Consolas" w:eastAsia="Consolas" w:hAnsi="Consolas" w:cs="Consolas"/>
-                <w:color w:val="00B050"/>
-                <w:sz w:val="15"/>
-                <w:szCs w:val="15"/>
-              </w:rPr>
-              <w:t>(</w:t>
-            </w:r>
-            <w:proofErr w:type="gramEnd"/>
-            <w:r>
-              <w:rPr>
-                <w:rFonts w:ascii="Consolas" w:eastAsia="Consolas" w:hAnsi="Consolas" w:cs="Consolas"/>
-                <w:color w:val="00B050"/>
-                <w:sz w:val="15"/>
-                <w:szCs w:val="15"/>
-              </w:rPr>
-              <w:t>)</w:t>
+              <w:t>send_credit</w:t>
+            </w:r>
+            <w:proofErr w:type="spellEnd"/>
+            <w:r>
+              <w:rPr>
+                <w:rFonts w:ascii="Consolas" w:eastAsia="Consolas" w:hAnsi="Consolas" w:cs="Consolas"/>
+                <w:color w:val="00B050"/>
+                <w:sz w:val="15"/>
+                <w:szCs w:val="15"/>
+              </w:rPr>
+              <w:t>()</w:t>
             </w:r>
             <w:r>
               <w:rPr>
@@ -16999,6 +16545,9 @@
         <w:t>N-2 — Watchdog cannot catch a wedged app task (pet lives in ISR context)</w:t>
       </w:r>
       <w:bookmarkEnd w:id="23"/>
+      <w:r>
+        <w:t xml:space="preserve"> - DONE</w:t>
+      </w:r>
     </w:p>
     <w:tbl>
       <w:tblPr>
@@ -17201,7 +16750,6 @@
               </w:rPr>
               <w:t xml:space="preserve"> </w:t>
             </w:r>
-            <w:proofErr w:type="gramStart"/>
             <w:r>
               <w:rPr>
                 <w:rFonts w:ascii="Consolas" w:eastAsia="Consolas" w:hAnsi="Consolas" w:cs="Consolas"/>
@@ -17229,17 +16777,7 @@
                 <w:sz w:val="15"/>
                 <w:szCs w:val="15"/>
               </w:rPr>
-              <w:t>::pet(</w:t>
-            </w:r>
-            <w:proofErr w:type="gramEnd"/>
-            <w:r>
-              <w:rPr>
-                <w:rFonts w:ascii="Consolas" w:eastAsia="Consolas" w:hAnsi="Consolas" w:cs="Consolas"/>
-                <w:color w:val="00B050"/>
-                <w:sz w:val="15"/>
-                <w:szCs w:val="15"/>
-              </w:rPr>
-              <w:t>)</w:t>
+              <w:t>::pet()</w:t>
             </w:r>
             <w:r>
               <w:rPr>
@@ -17378,7 +16916,6 @@
               <w:t xml:space="preserve"> reloads the WDT from inside </w:t>
             </w:r>
             <w:proofErr w:type="spellStart"/>
-            <w:proofErr w:type="gramStart"/>
             <w:r>
               <w:rPr>
                 <w:rFonts w:ascii="Consolas" w:eastAsia="Consolas" w:hAnsi="Consolas" w:cs="Consolas"/>
@@ -17396,17 +16933,7 @@
                 <w:sz w:val="15"/>
                 <w:szCs w:val="15"/>
               </w:rPr>
-              <w:t>::Work(</w:t>
-            </w:r>
-            <w:proofErr w:type="gramEnd"/>
-            <w:r>
-              <w:rPr>
-                <w:rFonts w:ascii="Consolas" w:eastAsia="Consolas" w:hAnsi="Consolas" w:cs="Consolas"/>
-                <w:color w:val="00B050"/>
-                <w:sz w:val="15"/>
-                <w:szCs w:val="15"/>
-              </w:rPr>
-              <w:t>)</w:t>
+              <w:t>::Work()</w:t>
             </w:r>
             <w:r>
               <w:rPr>
@@ -17476,7 +17003,6 @@
               <w:t xml:space="preserve">1. Move the reload into the app task: call </w:t>
             </w:r>
             <w:proofErr w:type="spellStart"/>
-            <w:proofErr w:type="gramStart"/>
             <w:r>
               <w:rPr>
                 <w:rFonts w:ascii="Consolas" w:eastAsia="Consolas" w:hAnsi="Consolas" w:cs="Consolas"/>
@@ -17494,17 +17020,7 @@
                 <w:sz w:val="15"/>
                 <w:szCs w:val="15"/>
               </w:rPr>
-              <w:t>::pet(</w:t>
-            </w:r>
-            <w:proofErr w:type="gramEnd"/>
-            <w:r>
-              <w:rPr>
-                <w:rFonts w:ascii="Consolas" w:eastAsia="Consolas" w:hAnsi="Consolas" w:cs="Consolas"/>
-                <w:color w:val="00B050"/>
-                <w:sz w:val="15"/>
-                <w:szCs w:val="15"/>
-              </w:rPr>
-              <w:t>)</w:t>
+              <w:t>::pet()</w:t>
             </w:r>
             <w:r>
               <w:rPr>
@@ -18035,7 +17551,6 @@
               <w:t xml:space="preserve"> R-3 note: the tick path no longer pets at all, which satisfies "do not 'always pet' from the tick ISR" by construction; the button-hold withhold in </w:t>
             </w:r>
             <w:proofErr w:type="spellStart"/>
-            <w:proofErr w:type="gramStart"/>
             <w:r>
               <w:rPr>
                 <w:rFonts w:ascii="Consolas" w:eastAsia="Consolas" w:hAnsi="Consolas" w:cs="Consolas"/>
@@ -18053,17 +17568,7 @@
                 <w:sz w:val="15"/>
                 <w:szCs w:val="15"/>
               </w:rPr>
-              <w:t>::pet(</w:t>
-            </w:r>
-            <w:proofErr w:type="gramEnd"/>
-            <w:r>
-              <w:rPr>
-                <w:rFonts w:ascii="Consolas" w:eastAsia="Consolas" w:hAnsi="Consolas" w:cs="Consolas"/>
-                <w:color w:val="00B050"/>
-                <w:sz w:val="15"/>
-                <w:szCs w:val="15"/>
-              </w:rPr>
-              <w:t>)</w:t>
+              <w:t>::pet()</w:t>
             </w:r>
             <w:r>
               <w:rPr>
@@ -18125,21 +17630,16 @@
       </w:r>
       <w:proofErr w:type="spellStart"/>
       <w:r>
-        <w:t>now_</w:t>
-      </w:r>
-      <w:proofErr w:type="gramStart"/>
-      <w:r>
-        <w:t>ms</w:t>
+        <w:t>now_ms</w:t>
       </w:r>
       <w:proofErr w:type="spellEnd"/>
       <w:r>
-        <w:t>(</w:t>
-      </w:r>
-      <w:proofErr w:type="gramEnd"/>
-      <w:r>
-        <w:t>)` wraps at ~71.6 minutes and breaks session timing</w:t>
+        <w:t>()` wraps at ~71.6 minutes and breaks session timing</w:t>
       </w:r>
       <w:bookmarkEnd w:id="24"/>
+      <w:r>
+        <w:t xml:space="preserve"> - DONE</w:t>
+      </w:r>
     </w:p>
     <w:tbl>
       <w:tblPr>
@@ -18336,119 +17836,28 @@
                 <w:sz w:val="15"/>
                 <w:szCs w:val="15"/>
               </w:rPr>
-              <w:t xml:space="preserve">static </w:t>
-            </w:r>
-            <w:proofErr w:type="gramStart"/>
-            <w:r>
-              <w:rPr>
-                <w:rFonts w:ascii="Consolas" w:eastAsia="Consolas" w:hAnsi="Consolas" w:cs="Consolas"/>
-                <w:color w:val="00B050"/>
-                <w:sz w:val="15"/>
-                <w:szCs w:val="15"/>
-              </w:rPr>
-              <w:t>std::</w:t>
-            </w:r>
-            <w:proofErr w:type="gramEnd"/>
-            <w:r>
-              <w:rPr>
-                <w:rFonts w:ascii="Consolas" w:eastAsia="Consolas" w:hAnsi="Consolas" w:cs="Consolas"/>
-                <w:color w:val="00B050"/>
-                <w:sz w:val="15"/>
-                <w:szCs w:val="15"/>
-              </w:rPr>
-              <w:t xml:space="preserve">uint32_t </w:t>
-            </w:r>
-            <w:proofErr w:type="spellStart"/>
-            <w:r>
-              <w:rPr>
-                <w:rFonts w:ascii="Consolas" w:eastAsia="Consolas" w:hAnsi="Consolas" w:cs="Consolas"/>
-                <w:color w:val="00B050"/>
-                <w:sz w:val="15"/>
-                <w:szCs w:val="15"/>
-              </w:rPr>
-              <w:t>now_</w:t>
-            </w:r>
-            <w:proofErr w:type="gramStart"/>
-            <w:r>
-              <w:rPr>
-                <w:rFonts w:ascii="Consolas" w:eastAsia="Consolas" w:hAnsi="Consolas" w:cs="Consolas"/>
-                <w:color w:val="00B050"/>
-                <w:sz w:val="15"/>
-                <w:szCs w:val="15"/>
-              </w:rPr>
-              <w:t>ms</w:t>
-            </w:r>
-            <w:proofErr w:type="spellEnd"/>
-            <w:r>
-              <w:rPr>
-                <w:rFonts w:ascii="Consolas" w:eastAsia="Consolas" w:hAnsi="Consolas" w:cs="Consolas"/>
-                <w:color w:val="00B050"/>
-                <w:sz w:val="15"/>
-                <w:szCs w:val="15"/>
-              </w:rPr>
-              <w:t>(</w:t>
-            </w:r>
-            <w:proofErr w:type="gramEnd"/>
-            <w:r>
-              <w:rPr>
-                <w:rFonts w:ascii="Consolas" w:eastAsia="Consolas" w:hAnsi="Consolas" w:cs="Consolas"/>
-                <w:color w:val="00B050"/>
-                <w:sz w:val="15"/>
-                <w:szCs w:val="15"/>
-              </w:rPr>
-              <w:t xml:space="preserve">) </w:t>
-            </w:r>
-            <w:proofErr w:type="gramStart"/>
-            <w:r>
-              <w:rPr>
-                <w:rFonts w:ascii="Consolas" w:eastAsia="Consolas" w:hAnsi="Consolas" w:cs="Consolas"/>
-                <w:color w:val="00B050"/>
-                <w:sz w:val="15"/>
-                <w:szCs w:val="15"/>
-              </w:rPr>
-              <w:t>{ return</w:t>
-            </w:r>
-            <w:proofErr w:type="gramEnd"/>
-            <w:r>
-              <w:rPr>
-                <w:rFonts w:ascii="Consolas" w:eastAsia="Consolas" w:hAnsi="Consolas" w:cs="Consolas"/>
-                <w:color w:val="00B050"/>
-                <w:sz w:val="15"/>
-                <w:szCs w:val="15"/>
-              </w:rPr>
-              <w:t xml:space="preserve"> </w:t>
-            </w:r>
-            <w:proofErr w:type="gramStart"/>
-            <w:r>
-              <w:rPr>
-                <w:rFonts w:ascii="Consolas" w:eastAsia="Consolas" w:hAnsi="Consolas" w:cs="Consolas"/>
-                <w:color w:val="00B050"/>
-                <w:sz w:val="15"/>
-                <w:szCs w:val="15"/>
-              </w:rPr>
-              <w:t>board::micros(</w:t>
-            </w:r>
-            <w:proofErr w:type="gramEnd"/>
-            <w:r>
-              <w:rPr>
-                <w:rFonts w:ascii="Consolas" w:eastAsia="Consolas" w:hAnsi="Consolas" w:cs="Consolas"/>
-                <w:color w:val="00B050"/>
-                <w:sz w:val="15"/>
-                <w:szCs w:val="15"/>
-              </w:rPr>
-              <w:t>) / 1000u</w:t>
-            </w:r>
-            <w:proofErr w:type="gramStart"/>
-            <w:r>
-              <w:rPr>
-                <w:rFonts w:ascii="Consolas" w:eastAsia="Consolas" w:hAnsi="Consolas" w:cs="Consolas"/>
-                <w:color w:val="00B050"/>
-                <w:sz w:val="15"/>
-                <w:szCs w:val="15"/>
-              </w:rPr>
-              <w:t>; }</w:t>
-            </w:r>
-            <w:proofErr w:type="gramEnd"/>
+              <w:t xml:space="preserve">static std::uint32_t </w:t>
+            </w:r>
+            <w:proofErr w:type="spellStart"/>
+            <w:r>
+              <w:rPr>
+                <w:rFonts w:ascii="Consolas" w:eastAsia="Consolas" w:hAnsi="Consolas" w:cs="Consolas"/>
+                <w:color w:val="00B050"/>
+                <w:sz w:val="15"/>
+                <w:szCs w:val="15"/>
+              </w:rPr>
+              <w:t>now_ms</w:t>
+            </w:r>
+            <w:proofErr w:type="spellEnd"/>
+            <w:r>
+              <w:rPr>
+                <w:rFonts w:ascii="Consolas" w:eastAsia="Consolas" w:hAnsi="Consolas" w:cs="Consolas"/>
+                <w:color w:val="00B050"/>
+                <w:sz w:val="15"/>
+                <w:szCs w:val="15"/>
+              </w:rPr>
+              <w:t>() { return board::micros() / 1000u; }</w:t>
+            </w:r>
             <w:r>
               <w:rPr>
                 <w:rFonts w:ascii="Consolas" w:eastAsia="Consolas" w:hAnsi="Consolas" w:cs="Consolas"/>
@@ -18487,25 +17896,14 @@
               </w:rPr>
               <w:t xml:space="preserve">), and </w:t>
             </w:r>
-            <w:proofErr w:type="gramStart"/>
-            <w:r>
-              <w:rPr>
-                <w:rFonts w:ascii="Consolas" w:eastAsia="Consolas" w:hAnsi="Consolas" w:cs="Consolas"/>
-                <w:color w:val="00B050"/>
-                <w:sz w:val="15"/>
-                <w:szCs w:val="15"/>
-              </w:rPr>
-              <w:t>board::micros(</w:t>
-            </w:r>
-            <w:proofErr w:type="gramEnd"/>
-            <w:r>
-              <w:rPr>
-                <w:rFonts w:ascii="Consolas" w:eastAsia="Consolas" w:hAnsi="Consolas" w:cs="Consolas"/>
-                <w:color w:val="00B050"/>
-                <w:sz w:val="15"/>
-                <w:szCs w:val="15"/>
-              </w:rPr>
-              <w:t>)</w:t>
+            <w:r>
+              <w:rPr>
+                <w:rFonts w:ascii="Consolas" w:eastAsia="Consolas" w:hAnsi="Consolas" w:cs="Consolas"/>
+                <w:color w:val="00B050"/>
+                <w:sz w:val="15"/>
+                <w:szCs w:val="15"/>
+              </w:rPr>
+              <w:t>board::micros()</w:t>
             </w:r>
             <w:r>
               <w:rPr>
@@ -18516,25 +17914,14 @@
               </w:rPr>
               <w:t xml:space="preserve"> is </w:t>
             </w:r>
-            <w:proofErr w:type="gramStart"/>
-            <w:r>
-              <w:rPr>
-                <w:rFonts w:ascii="Consolas" w:eastAsia="Consolas" w:hAnsi="Consolas" w:cs="Consolas"/>
-                <w:color w:val="00B050"/>
-                <w:sz w:val="15"/>
-                <w:szCs w:val="15"/>
-              </w:rPr>
-              <w:t>std::</w:t>
-            </w:r>
-            <w:proofErr w:type="gramEnd"/>
-            <w:r>
-              <w:rPr>
-                <w:rFonts w:ascii="Consolas" w:eastAsia="Consolas" w:hAnsi="Consolas" w:cs="Consolas"/>
-                <w:color w:val="00B050"/>
-                <w:sz w:val="15"/>
-                <w:szCs w:val="15"/>
-              </w:rPr>
-              <w:t>uint32_t</w:t>
+            <w:r>
+              <w:rPr>
+                <w:rFonts w:ascii="Consolas" w:eastAsia="Consolas" w:hAnsi="Consolas" w:cs="Consolas"/>
+                <w:color w:val="00B050"/>
+                <w:sz w:val="15"/>
+                <w:szCs w:val="15"/>
+              </w:rPr>
+              <w:t>std::uint32_t</w:t>
             </w:r>
             <w:r>
               <w:rPr>
@@ -18545,25 +17932,14 @@
               </w:rPr>
               <w:t xml:space="preserve"> (TIMER1). </w:t>
             </w:r>
-            <w:proofErr w:type="gramStart"/>
-            <w:r>
-              <w:rPr>
-                <w:rFonts w:ascii="Consolas" w:eastAsia="Consolas" w:hAnsi="Consolas" w:cs="Consolas"/>
-                <w:color w:val="00B050"/>
-                <w:sz w:val="15"/>
-                <w:szCs w:val="15"/>
-              </w:rPr>
-              <w:t>micros(</w:t>
-            </w:r>
-            <w:proofErr w:type="gramEnd"/>
-            <w:r>
-              <w:rPr>
-                <w:rFonts w:ascii="Consolas" w:eastAsia="Consolas" w:hAnsi="Consolas" w:cs="Consolas"/>
-                <w:color w:val="00B050"/>
-                <w:sz w:val="15"/>
-                <w:szCs w:val="15"/>
-              </w:rPr>
-              <w:t>)</w:t>
+            <w:r>
+              <w:rPr>
+                <w:rFonts w:ascii="Consolas" w:eastAsia="Consolas" w:hAnsi="Consolas" w:cs="Consolas"/>
+                <w:color w:val="00B050"/>
+                <w:sz w:val="15"/>
+                <w:szCs w:val="15"/>
+              </w:rPr>
+              <w:t>micros()</w:t>
             </w:r>
             <w:r>
               <w:rPr>
@@ -18683,25 +18059,14 @@
               </w:rPr>
               <w:t xml:space="preserve"> Consumers: </w:t>
             </w:r>
-            <w:proofErr w:type="gramStart"/>
-            <w:r>
-              <w:rPr>
-                <w:rFonts w:ascii="Consolas" w:eastAsia="Consolas" w:hAnsi="Consolas" w:cs="Consolas"/>
-                <w:color w:val="00B050"/>
-                <w:sz w:val="15"/>
-                <w:szCs w:val="15"/>
-              </w:rPr>
-              <w:t>session::Manager::</w:t>
-            </w:r>
-            <w:proofErr w:type="gramEnd"/>
-            <w:r>
-              <w:rPr>
-                <w:rFonts w:ascii="Consolas" w:eastAsia="Consolas" w:hAnsi="Consolas" w:cs="Consolas"/>
-                <w:color w:val="00B050"/>
-                <w:sz w:val="15"/>
-                <w:szCs w:val="15"/>
-              </w:rPr>
-              <w:t>tick</w:t>
+            <w:r>
+              <w:rPr>
+                <w:rFonts w:ascii="Consolas" w:eastAsia="Consolas" w:hAnsi="Consolas" w:cs="Consolas"/>
+                <w:color w:val="00B050"/>
+                <w:sz w:val="15"/>
+                <w:szCs w:val="15"/>
+              </w:rPr>
+              <w:t>session::Manager::tick</w:t>
             </w:r>
             <w:r>
               <w:rPr>
@@ -18720,37 +18085,17 @@
                 <w:sz w:val="15"/>
                 <w:szCs w:val="15"/>
               </w:rPr>
-              <w:t>pop_remote_</w:t>
-            </w:r>
-            <w:proofErr w:type="gramStart"/>
-            <w:r>
-              <w:rPr>
-                <w:rFonts w:ascii="Consolas" w:eastAsia="Consolas" w:hAnsi="Consolas" w:cs="Consolas"/>
-                <w:color w:val="00B050"/>
-                <w:sz w:val="15"/>
-                <w:szCs w:val="15"/>
-              </w:rPr>
-              <w:t>all</w:t>
-            </w:r>
-            <w:proofErr w:type="spellEnd"/>
-            <w:r>
-              <w:rPr>
-                <w:rFonts w:ascii="Consolas" w:eastAsia="Consolas" w:hAnsi="Consolas" w:cs="Consolas"/>
-                <w:color w:val="00B050"/>
-                <w:sz w:val="15"/>
-                <w:szCs w:val="15"/>
-              </w:rPr>
-              <w:t>(</w:t>
-            </w:r>
-            <w:proofErr w:type="gramEnd"/>
-            <w:r>
-              <w:rPr>
-                <w:rFonts w:ascii="Consolas" w:eastAsia="Consolas" w:hAnsi="Consolas" w:cs="Consolas"/>
-                <w:color w:val="00B050"/>
-                <w:sz w:val="15"/>
-                <w:szCs w:val="15"/>
-              </w:rPr>
-              <w:t>TIMEOUT)</w:t>
+              <w:t>pop_remote_all</w:t>
+            </w:r>
+            <w:proofErr w:type="spellEnd"/>
+            <w:r>
+              <w:rPr>
+                <w:rFonts w:ascii="Consolas" w:eastAsia="Consolas" w:hAnsi="Consolas" w:cs="Consolas"/>
+                <w:color w:val="00B050"/>
+                <w:sz w:val="15"/>
+                <w:szCs w:val="15"/>
+              </w:rPr>
+              <w:t>(TIMEOUT)</w:t>
             </w:r>
             <w:r>
               <w:rPr>
@@ -18779,7 +18124,6 @@
               </w:rPr>
               <w:t xml:space="preserve"> marking, </w:t>
             </w:r>
-            <w:proofErr w:type="gramStart"/>
             <w:r>
               <w:rPr>
                 <w:rFonts w:ascii="Consolas" w:eastAsia="Consolas" w:hAnsi="Consolas" w:cs="Consolas"/>
@@ -18790,7 +18134,6 @@
               <w:t>boot::</w:t>
             </w:r>
             <w:proofErr w:type="spellStart"/>
-            <w:proofErr w:type="gramEnd"/>
             <w:r>
               <w:rPr>
                 <w:rFonts w:ascii="Consolas" w:eastAsia="Consolas" w:hAnsi="Consolas" w:cs="Consolas"/>
@@ -18819,25 +18162,14 @@
               </w:rPr>
               <w:t xml:space="preserve"> dwell timer, </w:t>
             </w:r>
-            <w:proofErr w:type="gramStart"/>
-            <w:r>
-              <w:rPr>
-                <w:rFonts w:ascii="Consolas" w:eastAsia="Consolas" w:hAnsi="Consolas" w:cs="Consolas"/>
-                <w:color w:val="00B050"/>
-                <w:sz w:val="15"/>
-                <w:szCs w:val="15"/>
-              </w:rPr>
-              <w:t>Core::</w:t>
-            </w:r>
-            <w:proofErr w:type="gramEnd"/>
-            <w:r>
-              <w:rPr>
-                <w:rFonts w:ascii="Consolas" w:eastAsia="Consolas" w:hAnsi="Consolas" w:cs="Consolas"/>
-                <w:color w:val="00B050"/>
-                <w:sz w:val="15"/>
-                <w:szCs w:val="15"/>
-              </w:rPr>
-              <w:t>tick</w:t>
+            <w:r>
+              <w:rPr>
+                <w:rFonts w:ascii="Consolas" w:eastAsia="Consolas" w:hAnsi="Consolas" w:cs="Consolas"/>
+                <w:color w:val="00B050"/>
+                <w:sz w:val="15"/>
+                <w:szCs w:val="15"/>
+              </w:rPr>
+              <w:t>Core::tick</w:t>
             </w:r>
             <w:r>
               <w:rPr>
@@ -18907,7 +18239,6 @@
               <w:t xml:space="preserve"> derive from </w:t>
             </w:r>
             <w:proofErr w:type="spellStart"/>
-            <w:proofErr w:type="gramStart"/>
             <w:r>
               <w:rPr>
                 <w:rFonts w:ascii="Consolas" w:eastAsia="Consolas" w:hAnsi="Consolas" w:cs="Consolas"/>
@@ -18925,17 +18256,7 @@
                 <w:sz w:val="15"/>
                 <w:szCs w:val="15"/>
               </w:rPr>
-              <w:t>(</w:t>
-            </w:r>
-            <w:proofErr w:type="gramEnd"/>
-            <w:r>
-              <w:rPr>
-                <w:rFonts w:ascii="Consolas" w:eastAsia="Consolas" w:hAnsi="Consolas" w:cs="Consolas"/>
-                <w:color w:val="00B050"/>
-                <w:sz w:val="15"/>
-                <w:szCs w:val="15"/>
-              </w:rPr>
-              <w:t>)</w:t>
+              <w:t>()</w:t>
             </w:r>
             <w:r>
               <w:rPr>
@@ -18995,25 +18316,14 @@
               </w:rPr>
               <w:t xml:space="preserve"> already maintains for a true u64), falling back to a u32-extension of </w:t>
             </w:r>
-            <w:proofErr w:type="gramStart"/>
-            <w:r>
-              <w:rPr>
-                <w:rFonts w:ascii="Consolas" w:eastAsia="Consolas" w:hAnsi="Consolas" w:cs="Consolas"/>
-                <w:color w:val="00B050"/>
-                <w:sz w:val="15"/>
-                <w:szCs w:val="15"/>
-              </w:rPr>
-              <w:t>micros(</w:t>
-            </w:r>
-            <w:proofErr w:type="gramEnd"/>
-            <w:r>
-              <w:rPr>
-                <w:rFonts w:ascii="Consolas" w:eastAsia="Consolas" w:hAnsi="Consolas" w:cs="Consolas"/>
-                <w:color w:val="00B050"/>
-                <w:sz w:val="15"/>
-                <w:szCs w:val="15"/>
-              </w:rPr>
-              <w:t>)</w:t>
+            <w:r>
+              <w:rPr>
+                <w:rFonts w:ascii="Consolas" w:eastAsia="Consolas" w:hAnsi="Consolas" w:cs="Consolas"/>
+                <w:color w:val="00B050"/>
+                <w:sz w:val="15"/>
+                <w:szCs w:val="15"/>
+              </w:rPr>
+              <w:t>micros()</w:t>
             </w:r>
             <w:r>
               <w:rPr>
@@ -19172,25 +18482,14 @@
               </w:rPr>
               <w:t xml:space="preserve"> uses </w:t>
             </w:r>
-            <w:proofErr w:type="gramStart"/>
-            <w:r>
-              <w:rPr>
-                <w:rFonts w:ascii="Consolas" w:eastAsia="Consolas" w:hAnsi="Consolas" w:cs="Consolas"/>
-                <w:color w:val="00B050"/>
-                <w:sz w:val="15"/>
-                <w:szCs w:val="15"/>
-              </w:rPr>
-              <w:t>micros(</w:t>
-            </w:r>
-            <w:proofErr w:type="gramEnd"/>
-            <w:r>
-              <w:rPr>
-                <w:rFonts w:ascii="Consolas" w:eastAsia="Consolas" w:hAnsi="Consolas" w:cs="Consolas"/>
-                <w:color w:val="00B050"/>
-                <w:sz w:val="15"/>
-                <w:szCs w:val="15"/>
-              </w:rPr>
-              <w:t>)</w:t>
+            <w:r>
+              <w:rPr>
+                <w:rFonts w:ascii="Consolas" w:eastAsia="Consolas" w:hAnsi="Consolas" w:cs="Consolas"/>
+                <w:color w:val="00B050"/>
+                <w:sz w:val="15"/>
+                <w:szCs w:val="15"/>
+              </w:rPr>
+              <w:t>micros()</w:t>
             </w:r>
             <w:r>
               <w:rPr>
@@ -19237,25 +18536,14 @@
               </w:rPr>
               <w:t xml:space="preserve">3. Host-side regression test: drive </w:t>
             </w:r>
-            <w:proofErr w:type="gramStart"/>
-            <w:r>
-              <w:rPr>
-                <w:rFonts w:ascii="Consolas" w:eastAsia="Consolas" w:hAnsi="Consolas" w:cs="Consolas"/>
-                <w:color w:val="00B050"/>
-                <w:sz w:val="15"/>
-                <w:szCs w:val="15"/>
-              </w:rPr>
-              <w:t>session::Manager::</w:t>
-            </w:r>
-            <w:proofErr w:type="gramEnd"/>
-            <w:r>
-              <w:rPr>
-                <w:rFonts w:ascii="Consolas" w:eastAsia="Consolas" w:hAnsi="Consolas" w:cs="Consolas"/>
-                <w:color w:val="00B050"/>
-                <w:sz w:val="15"/>
-                <w:szCs w:val="15"/>
-              </w:rPr>
-              <w:t>tick</w:t>
+            <w:r>
+              <w:rPr>
+                <w:rFonts w:ascii="Consolas" w:eastAsia="Consolas" w:hAnsi="Consolas" w:cs="Consolas"/>
+                <w:color w:val="00B050"/>
+                <w:sz w:val="15"/>
+                <w:szCs w:val="15"/>
+              </w:rPr>
+              <w:t>session::Manager::tick</w:t>
             </w:r>
             <w:r>
               <w:rPr>
@@ -19463,37 +18751,17 @@
                 <w:sz w:val="15"/>
                 <w:szCs w:val="15"/>
               </w:rPr>
-              <w:t>control_</w:t>
-            </w:r>
-            <w:proofErr w:type="gramStart"/>
-            <w:r>
-              <w:rPr>
-                <w:rFonts w:ascii="Consolas" w:eastAsia="Consolas" w:hAnsi="Consolas" w:cs="Consolas"/>
-                <w:color w:val="00B050"/>
-                <w:sz w:val="15"/>
-                <w:szCs w:val="15"/>
-              </w:rPr>
-              <w:t>op</w:t>
-            </w:r>
-            <w:proofErr w:type="spellEnd"/>
-            <w:r>
-              <w:rPr>
-                <w:rFonts w:ascii="Consolas" w:eastAsia="Consolas" w:hAnsi="Consolas" w:cs="Consolas"/>
-                <w:color w:val="00B050"/>
-                <w:sz w:val="15"/>
-                <w:szCs w:val="15"/>
-              </w:rPr>
-              <w:t>::</w:t>
-            </w:r>
-            <w:proofErr w:type="gramEnd"/>
-            <w:r>
-              <w:rPr>
-                <w:rFonts w:ascii="Consolas" w:eastAsia="Consolas" w:hAnsi="Consolas" w:cs="Consolas"/>
-                <w:color w:val="00B050"/>
-                <w:sz w:val="15"/>
-                <w:szCs w:val="15"/>
-              </w:rPr>
-              <w:t>TIME_SYNC</w:t>
+              <w:t>control_op</w:t>
+            </w:r>
+            <w:proofErr w:type="spellEnd"/>
+            <w:r>
+              <w:rPr>
+                <w:rFonts w:ascii="Consolas" w:eastAsia="Consolas" w:hAnsi="Consolas" w:cs="Consolas"/>
+                <w:color w:val="00B050"/>
+                <w:sz w:val="15"/>
+                <w:szCs w:val="15"/>
+              </w:rPr>
+              <w:t>::TIME_SYNC</w:t>
             </w:r>
             <w:r>
               <w:rPr>
@@ -19530,6 +18798,9 @@
         <w:t>: per-channel state but ONE shared 4 KiB buffer</w:t>
       </w:r>
       <w:bookmarkEnd w:id="25"/>
+      <w:r>
+        <w:t xml:space="preserve"> - DONE</w:t>
+      </w:r>
     </w:p>
     <w:tbl>
       <w:tblPr>
@@ -19705,12 +18976,16 @@
           <w:p>
             <w:pPr>
               <w:spacing w:after="60" w:line="240" w:lineRule="auto"/>
+              <w:rPr>
+                <w:color w:val="00B050"/>
+              </w:rPr>
             </w:pPr>
             <w:r>
               <w:rPr>
                 <w:rFonts w:ascii="Consolas" w:eastAsia="Consolas" w:hAnsi="Consolas" w:cs="Consolas"/>
                 <w:b/>
                 <w:bCs/>
+                <w:color w:val="00B050"/>
                 <w:sz w:val="17"/>
                 <w:szCs w:val="17"/>
               </w:rPr>
@@ -19719,16 +18994,17 @@
             <w:r>
               <w:rPr>
                 <w:rFonts w:ascii="Consolas" w:eastAsia="Consolas" w:hAnsi="Consolas" w:cs="Consolas"/>
+                <w:color w:val="00B050"/>
                 <w:sz w:val="17"/>
                 <w:szCs w:val="17"/>
               </w:rPr>
               <w:t xml:space="preserve"> </w:t>
             </w:r>
             <w:proofErr w:type="spellStart"/>
-            <w:proofErr w:type="gramStart"/>
-            <w:r>
-              <w:rPr>
-                <w:rFonts w:ascii="Consolas" w:eastAsia="Consolas" w:hAnsi="Consolas" w:cs="Consolas"/>
+            <w:r>
+              <w:rPr>
+                <w:rFonts w:ascii="Consolas" w:eastAsia="Consolas" w:hAnsi="Consolas" w:cs="Consolas"/>
+                <w:color w:val="00B050"/>
                 <w:sz w:val="15"/>
                 <w:szCs w:val="15"/>
               </w:rPr>
@@ -19738,16 +19014,17 @@
             <w:r>
               <w:rPr>
                 <w:rFonts w:ascii="Consolas" w:eastAsia="Consolas" w:hAnsi="Consolas" w:cs="Consolas"/>
+                <w:color w:val="00B050"/>
                 <w:sz w:val="15"/>
                 <w:szCs w:val="15"/>
               </w:rPr>
               <w:t>::frame::</w:t>
             </w:r>
             <w:proofErr w:type="spellStart"/>
-            <w:proofErr w:type="gramEnd"/>
-            <w:r>
-              <w:rPr>
-                <w:rFonts w:ascii="Consolas" w:eastAsia="Consolas" w:hAnsi="Consolas" w:cs="Consolas"/>
+            <w:r>
+              <w:rPr>
+                <w:rFonts w:ascii="Consolas" w:eastAsia="Consolas" w:hAnsi="Consolas" w:cs="Consolas"/>
+                <w:color w:val="00B050"/>
                 <w:sz w:val="15"/>
                 <w:szCs w:val="15"/>
               </w:rPr>
@@ -19757,6 +19034,7 @@
             <w:r>
               <w:rPr>
                 <w:rFonts w:ascii="Consolas" w:eastAsia="Consolas" w:hAnsi="Consolas" w:cs="Consolas"/>
+                <w:color w:val="00B050"/>
                 <w:sz w:val="17"/>
                 <w:szCs w:val="17"/>
               </w:rPr>
@@ -19765,6 +19043,7 @@
             <w:r>
               <w:rPr>
                 <w:rFonts w:ascii="Consolas" w:eastAsia="Consolas" w:hAnsi="Consolas" w:cs="Consolas"/>
+                <w:color w:val="00B050"/>
                 <w:sz w:val="15"/>
                 <w:szCs w:val="15"/>
               </w:rPr>
@@ -19773,6 +19052,7 @@
             <w:r>
               <w:rPr>
                 <w:rFonts w:ascii="Consolas" w:eastAsia="Consolas" w:hAnsi="Consolas" w:cs="Consolas"/>
+                <w:color w:val="00B050"/>
                 <w:sz w:val="17"/>
                 <w:szCs w:val="17"/>
               </w:rPr>
@@ -19782,6 +19062,7 @@
             <w:r>
               <w:rPr>
                 <w:rFonts w:ascii="Consolas" w:eastAsia="Consolas" w:hAnsi="Consolas" w:cs="Consolas"/>
+                <w:color w:val="00B050"/>
                 <w:sz w:val="15"/>
                 <w:szCs w:val="15"/>
               </w:rPr>
@@ -19791,6 +19072,7 @@
             <w:r>
               <w:rPr>
                 <w:rFonts w:ascii="Consolas" w:eastAsia="Consolas" w:hAnsi="Consolas" w:cs="Consolas"/>
+                <w:color w:val="00B050"/>
                 <w:sz w:val="15"/>
                 <w:szCs w:val="15"/>
               </w:rPr>
@@ -19799,6 +19081,7 @@
             <w:r>
               <w:rPr>
                 <w:rFonts w:ascii="Consolas" w:eastAsia="Consolas" w:hAnsi="Consolas" w:cs="Consolas"/>
+                <w:color w:val="00B050"/>
                 <w:sz w:val="17"/>
                 <w:szCs w:val="17"/>
               </w:rPr>
@@ -19808,6 +19091,7 @@
             <w:r>
               <w:rPr>
                 <w:rFonts w:ascii="Consolas" w:eastAsia="Consolas" w:hAnsi="Consolas" w:cs="Consolas"/>
+                <w:color w:val="00B050"/>
                 <w:sz w:val="15"/>
                 <w:szCs w:val="15"/>
               </w:rPr>
@@ -19817,59 +19101,46 @@
             <w:r>
               <w:rPr>
                 <w:rFonts w:ascii="Consolas" w:eastAsia="Consolas" w:hAnsi="Consolas" w:cs="Consolas"/>
-                <w:sz w:val="15"/>
-                <w:szCs w:val="15"/>
-              </w:rPr>
-              <w:t xml:space="preserve"> ch</w:t>
-            </w:r>
-            <w:proofErr w:type="gramStart"/>
-            <w:r>
-              <w:rPr>
-                <w:rFonts w:ascii="Consolas" w:eastAsia="Consolas" w:hAnsi="Consolas" w:cs="Consolas"/>
+                <w:color w:val="00B050"/>
+                <w:sz w:val="15"/>
+                <w:szCs w:val="15"/>
+              </w:rPr>
+              <w:t xml:space="preserve"> ch_[8]</w:t>
+            </w:r>
+            <w:r>
+              <w:rPr>
+                <w:rFonts w:ascii="Consolas" w:eastAsia="Consolas" w:hAnsi="Consolas" w:cs="Consolas"/>
+                <w:color w:val="00B050"/>
+                <w:sz w:val="17"/>
+                <w:szCs w:val="17"/>
+              </w:rPr>
+              <w:t xml:space="preserve"> per channel but a single </w:t>
+            </w:r>
+            <w:proofErr w:type="spellStart"/>
+            <w:r>
+              <w:rPr>
+                <w:rFonts w:ascii="Consolas" w:eastAsia="Consolas" w:hAnsi="Consolas" w:cs="Consolas"/>
+                <w:color w:val="00B050"/>
+                <w:sz w:val="15"/>
+                <w:szCs w:val="15"/>
+              </w:rPr>
+              <w:t>buf</w:t>
+            </w:r>
+            <w:proofErr w:type="spellEnd"/>
+            <w:r>
+              <w:rPr>
+                <w:rFonts w:ascii="Consolas" w:eastAsia="Consolas" w:hAnsi="Consolas" w:cs="Consolas"/>
+                <w:color w:val="00B050"/>
                 <w:sz w:val="15"/>
                 <w:szCs w:val="15"/>
               </w:rPr>
               <w:t>_[</w:t>
             </w:r>
-            <w:proofErr w:type="gramEnd"/>
-            <w:r>
-              <w:rPr>
-                <w:rFonts w:ascii="Consolas" w:eastAsia="Consolas" w:hAnsi="Consolas" w:cs="Consolas"/>
-                <w:sz w:val="15"/>
-                <w:szCs w:val="15"/>
-              </w:rPr>
-              <w:t>8]</w:t>
-            </w:r>
-            <w:r>
-              <w:rPr>
-                <w:rFonts w:ascii="Consolas" w:eastAsia="Consolas" w:hAnsi="Consolas" w:cs="Consolas"/>
-                <w:sz w:val="17"/>
-                <w:szCs w:val="17"/>
-              </w:rPr>
-              <w:t xml:space="preserve"> per channel but a single </w:t>
-            </w:r>
-            <w:proofErr w:type="spellStart"/>
-            <w:r>
-              <w:rPr>
-                <w:rFonts w:ascii="Consolas" w:eastAsia="Consolas" w:hAnsi="Consolas" w:cs="Consolas"/>
-                <w:sz w:val="15"/>
-                <w:szCs w:val="15"/>
-              </w:rPr>
-              <w:t>buf</w:t>
-            </w:r>
-            <w:proofErr w:type="spellEnd"/>
-            <w:r>
-              <w:rPr>
-                <w:rFonts w:ascii="Consolas" w:eastAsia="Consolas" w:hAnsi="Consolas" w:cs="Consolas"/>
-                <w:sz w:val="15"/>
-                <w:szCs w:val="15"/>
-              </w:rPr>
-              <w:t>_[</w:t>
-            </w:r>
-            <w:proofErr w:type="spellStart"/>
-            <w:r>
-              <w:rPr>
-                <w:rFonts w:ascii="Consolas" w:eastAsia="Consolas" w:hAnsi="Consolas" w:cs="Consolas"/>
+            <w:proofErr w:type="spellStart"/>
+            <w:r>
+              <w:rPr>
+                <w:rFonts w:ascii="Consolas" w:eastAsia="Consolas" w:hAnsi="Consolas" w:cs="Consolas"/>
+                <w:color w:val="00B050"/>
                 <w:sz w:val="15"/>
                 <w:szCs w:val="15"/>
               </w:rPr>
@@ -19879,6 +19150,7 @@
             <w:r>
               <w:rPr>
                 <w:rFonts w:ascii="Consolas" w:eastAsia="Consolas" w:hAnsi="Consolas" w:cs="Consolas"/>
+                <w:color w:val="00B050"/>
                 <w:sz w:val="15"/>
                 <w:szCs w:val="15"/>
               </w:rPr>
@@ -19887,6 +19159,7 @@
             <w:r>
               <w:rPr>
                 <w:rFonts w:ascii="Consolas" w:eastAsia="Consolas" w:hAnsi="Consolas" w:cs="Consolas"/>
+                <w:color w:val="00B050"/>
                 <w:sz w:val="17"/>
                 <w:szCs w:val="17"/>
               </w:rPr>
@@ -19895,6 +19168,7 @@
             <w:r>
               <w:rPr>
                 <w:rFonts w:ascii="Consolas" w:eastAsia="Consolas" w:hAnsi="Consolas" w:cs="Consolas"/>
+                <w:color w:val="00B050"/>
                 <w:sz w:val="15"/>
                 <w:szCs w:val="15"/>
               </w:rPr>
@@ -19903,6 +19177,7 @@
             <w:r>
               <w:rPr>
                 <w:rFonts w:ascii="Consolas" w:eastAsia="Consolas" w:hAnsi="Consolas" w:cs="Consolas"/>
+                <w:color w:val="00B050"/>
                 <w:sz w:val="17"/>
                 <w:szCs w:val="17"/>
               </w:rPr>
@@ -19912,10 +19187,14 @@
           <w:p>
             <w:pPr>
               <w:spacing w:after="60" w:line="240" w:lineRule="auto"/>
-            </w:pPr>
-            <w:r>
-              <w:rPr>
-                <w:rFonts w:ascii="Consolas" w:eastAsia="Consolas" w:hAnsi="Consolas" w:cs="Consolas"/>
+              <w:rPr>
+                <w:color w:val="00B050"/>
+              </w:rPr>
+            </w:pPr>
+            <w:r>
+              <w:rPr>
+                <w:rFonts w:ascii="Consolas" w:eastAsia="Consolas" w:hAnsi="Consolas" w:cs="Consolas"/>
+                <w:color w:val="00B050"/>
                 <w:sz w:val="17"/>
                 <w:szCs w:val="17"/>
               </w:rPr>
@@ -19926,10 +19205,14 @@
             <w:pPr>
               <w:spacing w:after="60" w:line="240" w:lineRule="auto"/>
               <w:ind w:left="227" w:hanging="227"/>
-            </w:pPr>
-            <w:r>
-              <w:rPr>
-                <w:rFonts w:ascii="Consolas" w:eastAsia="Consolas" w:hAnsi="Consolas" w:cs="Consolas"/>
+              <w:rPr>
+                <w:color w:val="00B050"/>
+              </w:rPr>
+            </w:pPr>
+            <w:r>
+              <w:rPr>
+                <w:rFonts w:ascii="Consolas" w:eastAsia="Consolas" w:hAnsi="Consolas" w:cs="Consolas"/>
+                <w:color w:val="00B050"/>
                 <w:sz w:val="17"/>
                 <w:szCs w:val="17"/>
               </w:rPr>
@@ -19940,6 +19223,7 @@
                 <w:rFonts w:ascii="Consolas" w:eastAsia="Consolas" w:hAnsi="Consolas" w:cs="Consolas"/>
                 <w:b/>
                 <w:bCs/>
+                <w:color w:val="00B050"/>
                 <w:sz w:val="17"/>
                 <w:szCs w:val="17"/>
               </w:rPr>
@@ -19948,6 +19232,7 @@
             <w:r>
               <w:rPr>
                 <w:rFonts w:ascii="Consolas" w:eastAsia="Consolas" w:hAnsi="Consolas" w:cs="Consolas"/>
+                <w:color w:val="00B050"/>
                 <w:sz w:val="17"/>
                 <w:szCs w:val="17"/>
               </w:rPr>
@@ -19956,6 +19241,7 @@
             <w:r>
               <w:rPr>
                 <w:rFonts w:ascii="Consolas" w:eastAsia="Consolas" w:hAnsi="Consolas" w:cs="Consolas"/>
+                <w:color w:val="00B050"/>
                 <w:sz w:val="15"/>
                 <w:szCs w:val="15"/>
               </w:rPr>
@@ -19964,6 +19250,7 @@
             <w:r>
               <w:rPr>
                 <w:rFonts w:ascii="Consolas" w:eastAsia="Consolas" w:hAnsi="Consolas" w:cs="Consolas"/>
+                <w:color w:val="00B050"/>
                 <w:sz w:val="17"/>
                 <w:szCs w:val="17"/>
               </w:rPr>
@@ -19973,6 +19260,7 @@
             <w:r>
               <w:rPr>
                 <w:rFonts w:ascii="Consolas" w:eastAsia="Consolas" w:hAnsi="Consolas" w:cs="Consolas"/>
+                <w:color w:val="00B050"/>
                 <w:sz w:val="15"/>
                 <w:szCs w:val="15"/>
               </w:rPr>
@@ -19982,6 +19270,7 @@
             <w:r>
               <w:rPr>
                 <w:rFonts w:ascii="Consolas" w:eastAsia="Consolas" w:hAnsi="Consolas" w:cs="Consolas"/>
+                <w:color w:val="00B050"/>
                 <w:sz w:val="17"/>
                 <w:szCs w:val="17"/>
               </w:rPr>
@@ -19991,6 +19280,7 @@
             <w:r>
               <w:rPr>
                 <w:rFonts w:ascii="Consolas" w:eastAsia="Consolas" w:hAnsi="Consolas" w:cs="Consolas"/>
+                <w:color w:val="00B050"/>
                 <w:sz w:val="15"/>
                 <w:szCs w:val="15"/>
               </w:rPr>
@@ -20000,6 +19290,7 @@
             <w:r>
               <w:rPr>
                 <w:rFonts w:ascii="Consolas" w:eastAsia="Consolas" w:hAnsi="Consolas" w:cs="Consolas"/>
+                <w:color w:val="00B050"/>
                 <w:sz w:val="15"/>
                 <w:szCs w:val="15"/>
               </w:rPr>
@@ -20008,6 +19299,7 @@
             <w:r>
               <w:rPr>
                 <w:rFonts w:ascii="Consolas" w:eastAsia="Consolas" w:hAnsi="Consolas" w:cs="Consolas"/>
+                <w:color w:val="00B050"/>
                 <w:sz w:val="17"/>
                 <w:szCs w:val="17"/>
               </w:rPr>
@@ -20018,10 +19310,14 @@
             <w:pPr>
               <w:spacing w:after="60" w:line="240" w:lineRule="auto"/>
               <w:ind w:left="227" w:hanging="227"/>
-            </w:pPr>
-            <w:r>
-              <w:rPr>
-                <w:rFonts w:ascii="Consolas" w:eastAsia="Consolas" w:hAnsi="Consolas" w:cs="Consolas"/>
+              <w:rPr>
+                <w:color w:val="00B050"/>
+              </w:rPr>
+            </w:pPr>
+            <w:r>
+              <w:rPr>
+                <w:rFonts w:ascii="Consolas" w:eastAsia="Consolas" w:hAnsi="Consolas" w:cs="Consolas"/>
+                <w:color w:val="00B050"/>
                 <w:sz w:val="17"/>
                 <w:szCs w:val="17"/>
               </w:rPr>
@@ -20032,6 +19328,7 @@
                 <w:rFonts w:ascii="Consolas" w:eastAsia="Consolas" w:hAnsi="Consolas" w:cs="Consolas"/>
                 <w:b/>
                 <w:bCs/>
+                <w:color w:val="00B050"/>
                 <w:sz w:val="17"/>
                 <w:szCs w:val="17"/>
               </w:rPr>
@@ -20040,6 +19337,7 @@
             <w:r>
               <w:rPr>
                 <w:rFonts w:ascii="Consolas" w:eastAsia="Consolas" w:hAnsi="Consolas" w:cs="Consolas"/>
+                <w:color w:val="00B050"/>
                 <w:sz w:val="17"/>
                 <w:szCs w:val="17"/>
               </w:rPr>
@@ -20053,6 +19351,7 @@
             <w:r>
               <w:rPr>
                 <w:rFonts w:ascii="Consolas" w:eastAsia="Consolas" w:hAnsi="Consolas" w:cs="Consolas"/>
+                <w:color w:val="00B050"/>
                 <w:sz w:val="17"/>
                 <w:szCs w:val="17"/>
               </w:rPr>
@@ -20061,6 +19360,7 @@
             <w:r>
               <w:rPr>
                 <w:rFonts w:ascii="Consolas" w:eastAsia="Consolas" w:hAnsi="Consolas" w:cs="Consolas"/>
+                <w:color w:val="00B050"/>
                 <w:sz w:val="15"/>
                 <w:szCs w:val="15"/>
               </w:rPr>
@@ -20069,6 +19369,7 @@
             <w:r>
               <w:rPr>
                 <w:rFonts w:ascii="Consolas" w:eastAsia="Consolas" w:hAnsi="Consolas" w:cs="Consolas"/>
+                <w:color w:val="00B050"/>
                 <w:sz w:val="17"/>
                 <w:szCs w:val="17"/>
               </w:rPr>
@@ -20078,6 +19379,7 @@
             <w:r>
               <w:rPr>
                 <w:rFonts w:ascii="Consolas" w:eastAsia="Consolas" w:hAnsi="Consolas" w:cs="Consolas"/>
+                <w:color w:val="00B050"/>
                 <w:sz w:val="15"/>
                 <w:szCs w:val="15"/>
               </w:rPr>
@@ -20087,6 +19389,7 @@
             <w:r>
               <w:rPr>
                 <w:rFonts w:ascii="Consolas" w:eastAsia="Consolas" w:hAnsi="Consolas" w:cs="Consolas"/>
+                <w:color w:val="00B050"/>
                 <w:sz w:val="17"/>
                 <w:szCs w:val="17"/>
               </w:rPr>
@@ -20110,6 +19413,9 @@
         <w:t>N-5 — SPI transmit busy-waits forever; TWI recovers but SPIM cannot</w:t>
       </w:r>
       <w:bookmarkEnd w:id="26"/>
+      <w:r>
+        <w:t xml:space="preserve"> - DONE</w:t>
+      </w:r>
     </w:p>
     <w:tbl>
       <w:tblPr>
@@ -20305,7 +19611,6 @@
               <w:t xml:space="preserve"> </w:t>
             </w:r>
             <w:proofErr w:type="spellStart"/>
-            <w:proofErr w:type="gramStart"/>
             <w:r>
               <w:rPr>
                 <w:rFonts w:ascii="Consolas" w:eastAsia="Consolas" w:hAnsi="Consolas" w:cs="Consolas"/>
@@ -20323,17 +19628,7 @@
                 <w:sz w:val="15"/>
                 <w:szCs w:val="15"/>
               </w:rPr>
-              <w:t>::</w:t>
-            </w:r>
-            <w:proofErr w:type="gramEnd"/>
-            <w:r>
-              <w:rPr>
-                <w:rFonts w:ascii="Consolas" w:eastAsia="Consolas" w:hAnsi="Consolas" w:cs="Consolas"/>
-                <w:color w:val="00B050"/>
-                <w:sz w:val="15"/>
-                <w:szCs w:val="15"/>
-              </w:rPr>
-              <w:t>transmit</w:t>
+              <w:t>::transmit</w:t>
             </w:r>
             <w:r>
               <w:rPr>
@@ -20409,7 +19704,6 @@
               </w:rPr>
               <w:t xml:space="preserve"> with no timeout. A wedged SPIM transaction (peripheral disabled mid-flight by a </w:t>
             </w:r>
-            <w:proofErr w:type="gramStart"/>
             <w:r>
               <w:rPr>
                 <w:rFonts w:ascii="Consolas" w:eastAsia="Consolas" w:hAnsi="Consolas" w:cs="Consolas"/>
@@ -20420,7 +19714,6 @@
               <w:t>power::</w:t>
             </w:r>
             <w:proofErr w:type="spellStart"/>
-            <w:proofErr w:type="gramEnd"/>
             <w:r>
               <w:rPr>
                 <w:rFonts w:ascii="Consolas" w:eastAsia="Consolas" w:hAnsi="Consolas" w:cs="Consolas"/>
@@ -20546,37 +19839,17 @@
                 <w:sz w:val="15"/>
                 <w:szCs w:val="15"/>
               </w:rPr>
-              <w:t>recover_</w:t>
-            </w:r>
-            <w:proofErr w:type="gramStart"/>
-            <w:r>
-              <w:rPr>
-                <w:rFonts w:ascii="Consolas" w:eastAsia="Consolas" w:hAnsi="Consolas" w:cs="Consolas"/>
-                <w:color w:val="00B050"/>
-                <w:sz w:val="15"/>
-                <w:szCs w:val="15"/>
-              </w:rPr>
-              <w:t>bus</w:t>
-            </w:r>
-            <w:proofErr w:type="spellEnd"/>
-            <w:r>
-              <w:rPr>
-                <w:rFonts w:ascii="Consolas" w:eastAsia="Consolas" w:hAnsi="Consolas" w:cs="Consolas"/>
-                <w:color w:val="00B050"/>
-                <w:sz w:val="15"/>
-                <w:szCs w:val="15"/>
-              </w:rPr>
-              <w:t>(</w:t>
-            </w:r>
-            <w:proofErr w:type="gramEnd"/>
-            <w:r>
-              <w:rPr>
-                <w:rFonts w:ascii="Consolas" w:eastAsia="Consolas" w:hAnsi="Consolas" w:cs="Consolas"/>
-                <w:color w:val="00B050"/>
-                <w:sz w:val="15"/>
-                <w:szCs w:val="15"/>
-              </w:rPr>
-              <w:t>)</w:t>
+              <w:t>recover_bus</w:t>
+            </w:r>
+            <w:proofErr w:type="spellEnd"/>
+            <w:r>
+              <w:rPr>
+                <w:rFonts w:ascii="Consolas" w:eastAsia="Consolas" w:hAnsi="Consolas" w:cs="Consolas"/>
+                <w:color w:val="00B050"/>
+                <w:sz w:val="15"/>
+                <w:szCs w:val="15"/>
+              </w:rPr>
+              <w:t>()</w:t>
             </w:r>
             <w:r>
               <w:rPr>
@@ -20625,25 +19898,14 @@
               </w:rPr>
               <w:t xml:space="preserve">1. Add a bounded wait (µs-scale via </w:t>
             </w:r>
-            <w:proofErr w:type="gramStart"/>
-            <w:r>
-              <w:rPr>
-                <w:rFonts w:ascii="Consolas" w:eastAsia="Consolas" w:hAnsi="Consolas" w:cs="Consolas"/>
-                <w:color w:val="00B050"/>
-                <w:sz w:val="15"/>
-                <w:szCs w:val="15"/>
-              </w:rPr>
-              <w:t>board::micros(</w:t>
-            </w:r>
-            <w:proofErr w:type="gramEnd"/>
-            <w:r>
-              <w:rPr>
-                <w:rFonts w:ascii="Consolas" w:eastAsia="Consolas" w:hAnsi="Consolas" w:cs="Consolas"/>
-                <w:color w:val="00B050"/>
-                <w:sz w:val="15"/>
-                <w:szCs w:val="15"/>
-              </w:rPr>
-              <w:t>)</w:t>
+            <w:r>
+              <w:rPr>
+                <w:rFonts w:ascii="Consolas" w:eastAsia="Consolas" w:hAnsi="Consolas" w:cs="Consolas"/>
+                <w:color w:val="00B050"/>
+                <w:sz w:val="15"/>
+                <w:szCs w:val="15"/>
+              </w:rPr>
+              <w:t>board::micros()</w:t>
             </w:r>
             <w:r>
               <w:rPr>
@@ -21104,7 +20366,6 @@
               <w:t xml:space="preserve">5. Host tests where feasible (the register block is accessed via </w:t>
             </w:r>
             <w:proofErr w:type="spellStart"/>
-            <w:proofErr w:type="gramStart"/>
             <w:r>
               <w:rPr>
                 <w:rFonts w:ascii="Consolas" w:eastAsia="Consolas" w:hAnsi="Consolas" w:cs="Consolas"/>
@@ -21122,17 +20383,7 @@
                 <w:sz w:val="15"/>
                 <w:szCs w:val="15"/>
               </w:rPr>
-              <w:t>::</w:t>
-            </w:r>
-            <w:proofErr w:type="gramEnd"/>
-            <w:r>
-              <w:rPr>
-                <w:rFonts w:ascii="Consolas" w:eastAsia="Consolas" w:hAnsi="Consolas" w:cs="Consolas"/>
-                <w:color w:val="00B050"/>
-                <w:sz w:val="15"/>
-                <w:szCs w:val="15"/>
-              </w:rPr>
-              <w:t>reg</w:t>
+              <w:t>::reg</w:t>
             </w:r>
             <w:r>
               <w:rPr>
@@ -21420,7 +20671,6 @@
               </w:rPr>
               <w:t xml:space="preserve"> </w:t>
             </w:r>
-            <w:proofErr w:type="gramStart"/>
             <w:r>
               <w:rPr>
                 <w:rFonts w:ascii="Consolas" w:eastAsia="Consolas" w:hAnsi="Consolas" w:cs="Consolas"/>
@@ -21430,7 +20680,6 @@
               <w:t>session::Manager::</w:t>
             </w:r>
             <w:proofErr w:type="spellStart"/>
-            <w:proofErr w:type="gramEnd"/>
             <w:r>
               <w:rPr>
                 <w:rFonts w:ascii="Consolas" w:eastAsia="Consolas" w:hAnsi="Consolas" w:cs="Consolas"/>
@@ -21474,26 +20723,15 @@
               </w:rPr>
               <w:t xml:space="preserve">) builds into </w:t>
             </w:r>
-            <w:proofErr w:type="gramStart"/>
-            <w:r>
-              <w:rPr>
-                <w:rFonts w:ascii="Consolas" w:eastAsia="Consolas" w:hAnsi="Consolas" w:cs="Consolas"/>
-                <w:sz w:val="15"/>
-                <w:szCs w:val="15"/>
-              </w:rPr>
-              <w:t>std::</w:t>
-            </w:r>
-            <w:proofErr w:type="gramEnd"/>
-            <w:r>
-              <w:rPr>
-                <w:rFonts w:ascii="Consolas" w:eastAsia="Consolas" w:hAnsi="Consolas" w:cs="Consolas"/>
-                <w:sz w:val="15"/>
-                <w:szCs w:val="15"/>
-              </w:rPr>
-              <w:t xml:space="preserve">uint8_t </w:t>
-            </w:r>
-            <w:proofErr w:type="spellStart"/>
-            <w:proofErr w:type="gramStart"/>
+            <w:r>
+              <w:rPr>
+                <w:rFonts w:ascii="Consolas" w:eastAsia="Consolas" w:hAnsi="Consolas" w:cs="Consolas"/>
+                <w:sz w:val="15"/>
+                <w:szCs w:val="15"/>
+              </w:rPr>
+              <w:t xml:space="preserve">std::uint8_t </w:t>
+            </w:r>
+            <w:proofErr w:type="spellStart"/>
             <w:r>
               <w:rPr>
                 <w:rFonts w:ascii="Consolas" w:eastAsia="Consolas" w:hAnsi="Consolas" w:cs="Consolas"/>
@@ -21509,16 +20747,7 @@
                 <w:sz w:val="15"/>
                 <w:szCs w:val="15"/>
               </w:rPr>
-              <w:t>[</w:t>
-            </w:r>
-            <w:proofErr w:type="gramEnd"/>
-            <w:r>
-              <w:rPr>
-                <w:rFonts w:ascii="Consolas" w:eastAsia="Consolas" w:hAnsi="Consolas" w:cs="Consolas"/>
-                <w:sz w:val="15"/>
-                <w:szCs w:val="15"/>
-              </w:rPr>
-              <w:t>160]</w:t>
+              <w:t>[160]</w:t>
             </w:r>
             <w:r>
               <w:rPr>
@@ -21585,16 +20814,7 @@
                 <w:sz w:val="15"/>
                 <w:szCs w:val="15"/>
               </w:rPr>
-              <w:t>fill_opcode_</w:t>
-            </w:r>
-            <w:proofErr w:type="gramStart"/>
-            <w:r>
-              <w:rPr>
-                <w:rFonts w:ascii="Consolas" w:eastAsia="Consolas" w:hAnsi="Consolas" w:cs="Consolas"/>
-                <w:sz w:val="15"/>
-                <w:szCs w:val="15"/>
-              </w:rPr>
-              <w:t>bitmap</w:t>
+              <w:t>fill_opcode_bitmap</w:t>
             </w:r>
             <w:proofErr w:type="spellEnd"/>
             <w:r>
@@ -21606,7 +20826,6 @@
               <w:t>(</w:t>
             </w:r>
             <w:proofErr w:type="spellStart"/>
-            <w:proofErr w:type="gramEnd"/>
             <w:r>
               <w:rPr>
                 <w:rFonts w:ascii="Consolas" w:eastAsia="Consolas" w:hAnsi="Consolas" w:cs="Consolas"/>
@@ -21650,7 +20869,6 @@
               </w:rPr>
               <w:t xml:space="preserve">. Today the payload fits; grow </w:t>
             </w:r>
-            <w:proofErr w:type="gramStart"/>
             <w:r>
               <w:rPr>
                 <w:rFonts w:ascii="Consolas" w:eastAsia="Consolas" w:hAnsi="Consolas" w:cs="Consolas"/>
@@ -21660,7 +20878,6 @@
               <w:t>profile::</w:t>
             </w:r>
             <w:proofErr w:type="spellStart"/>
-            <w:proofErr w:type="gramEnd"/>
             <w:r>
               <w:rPr>
                 <w:rFonts w:ascii="Consolas" w:eastAsia="Consolas" w:hAnsi="Consolas" w:cs="Consolas"/>
@@ -21824,7 +21041,6 @@
               </w:rPr>
               <w:t xml:space="preserve"> (or host test) computing the worst-case encoded size from </w:t>
             </w:r>
-            <w:proofErr w:type="gramStart"/>
             <w:r>
               <w:rPr>
                 <w:rFonts w:ascii="Consolas" w:eastAsia="Consolas" w:hAnsi="Consolas" w:cs="Consolas"/>
@@ -21834,7 +21050,6 @@
               <w:t>profile::</w:t>
             </w:r>
             <w:proofErr w:type="spellStart"/>
-            <w:proofErr w:type="gramEnd"/>
             <w:r>
               <w:rPr>
                 <w:rFonts w:ascii="Consolas" w:eastAsia="Consolas" w:hAnsi="Consolas" w:cs="Consolas"/>
@@ -21910,6 +21125,9 @@
         <w:t>N-7 — Companion hardening niggles (grouped)</w:t>
       </w:r>
       <w:bookmarkEnd w:id="28"/>
+      <w:r>
+        <w:t xml:space="preserve"> - DONE</w:t>
+      </w:r>
     </w:p>
     <w:tbl>
       <w:tblPr>
@@ -22151,7 +21369,6 @@
               <w:t xml:space="preserve"> = </w:t>
             </w:r>
             <w:proofErr w:type="spellStart"/>
-            <w:proofErr w:type="gramStart"/>
             <w:r>
               <w:rPr>
                 <w:rFonts w:ascii="Consolas" w:eastAsia="Consolas" w:hAnsi="Consolas" w:cs="Consolas"/>
@@ -22164,7 +21381,6 @@
               <w:t>ScriptPermission.entries.toSet</w:t>
             </w:r>
             <w:proofErr w:type="spellEnd"/>
-            <w:proofErr w:type="gramEnd"/>
             <w:r>
               <w:rPr>
                 <w:rFonts w:ascii="Consolas" w:eastAsia="Consolas" w:hAnsi="Consolas" w:cs="Consolas"/>
@@ -22186,7 +21402,6 @@
               <w:t xml:space="preserve"> — the host asserts it holds every permission, so effective sub-app gating rests solely on </w:t>
             </w:r>
             <w:proofErr w:type="spellStart"/>
-            <w:proofErr w:type="gramStart"/>
             <w:r>
               <w:rPr>
                 <w:rFonts w:ascii="Consolas" w:eastAsia="Consolas" w:hAnsi="Consolas" w:cs="Consolas"/>
@@ -22197,7 +21412,6 @@
               <w:t>installed.permissions</w:t>
             </w:r>
             <w:proofErr w:type="spellEnd"/>
-            <w:proofErr w:type="gramEnd"/>
             <w:r>
               <w:rPr>
                 <w:rFonts w:ascii="Consolas" w:eastAsia="Consolas" w:hAnsi="Consolas" w:cs="Consolas"/>
@@ -22326,7 +21540,6 @@
               <w:t xml:space="preserve"> with a post-hoc </w:t>
             </w:r>
             <w:proofErr w:type="spellStart"/>
-            <w:proofErr w:type="gramStart"/>
             <w:r>
               <w:rPr>
                 <w:rFonts w:ascii="Consolas" w:eastAsia="Consolas" w:hAnsi="Consolas" w:cs="Consolas"/>
@@ -22344,17 +21557,7 @@
                 <w:sz w:val="15"/>
                 <w:szCs w:val="15"/>
               </w:rPr>
-              <w:t xml:space="preserve"> !=</w:t>
-            </w:r>
-            <w:proofErr w:type="gramEnd"/>
-            <w:r>
-              <w:rPr>
-                <w:rFonts w:ascii="Consolas" w:eastAsia="Consolas" w:hAnsi="Consolas" w:cs="Consolas"/>
-                <w:color w:val="00B050"/>
-                <w:sz w:val="15"/>
-                <w:szCs w:val="15"/>
-              </w:rPr>
-              <w:t xml:space="preserve"> "https"</w:t>
+              <w:t xml:space="preserve"> != "https"</w:t>
             </w:r>
             <w:r>
               <w:rPr>
